--- a/SWR302/in_class/SWR302_SRD_Report1_Group2.docx
+++ b/SWR302/in_class/SWR302_SRD_Report1_Group2.docx
@@ -5,7 +5,7 @@
     <w:p>
       <w:pPr>
         <w:rPr>
-          <w:rFonts w:ascii="Times New Roman" w:hAnsi="Times New Roman" w:cs="Times New Roman"/>
+          <w:rFonts w:ascii="Cambria" w:hAnsi="Cambria" w:cs="Times New Roman"/>
         </w:rPr>
       </w:pPr>
     </w:p>
@@ -13,12 +13,12 @@
       <w:pPr>
         <w:jc w:val="center"/>
         <w:rPr>
-          <w:rFonts w:ascii="Times New Roman" w:hAnsi="Times New Roman" w:cs="Times New Roman"/>
-        </w:rPr>
-      </w:pPr>
-      <w:r>
-        <w:rPr>
-          <w:rFonts w:ascii="Times New Roman" w:hAnsi="Times New Roman" w:cs="Times New Roman"/>
+          <w:rFonts w:ascii="Cambria" w:hAnsi="Cambria" w:cs="Times New Roman"/>
+        </w:rPr>
+      </w:pPr>
+      <w:r>
+        <w:rPr>
+          <w:rFonts w:ascii="Cambria" w:hAnsi="Cambria" w:cs="Times New Roman"/>
           <w:noProof/>
           <w:lang w:val="en-US" w:eastAsia="ja-JP"/>
         </w:rPr>
@@ -72,49 +72,49 @@
     <w:p>
       <w:pPr>
         <w:rPr>
-          <w:rFonts w:ascii="Times New Roman" w:hAnsi="Times New Roman" w:cs="Times New Roman"/>
+          <w:rFonts w:ascii="Cambria" w:hAnsi="Cambria" w:cs="Times New Roman"/>
         </w:rPr>
       </w:pPr>
     </w:p>
     <w:p>
       <w:pPr>
         <w:rPr>
-          <w:rFonts w:ascii="Times New Roman" w:hAnsi="Times New Roman" w:cs="Times New Roman"/>
+          <w:rFonts w:ascii="Cambria" w:hAnsi="Cambria" w:cs="Times New Roman"/>
         </w:rPr>
       </w:pPr>
     </w:p>
     <w:p>
       <w:pPr>
         <w:rPr>
-          <w:rFonts w:ascii="Times New Roman" w:hAnsi="Times New Roman" w:cs="Times New Roman"/>
+          <w:rFonts w:ascii="Cambria" w:hAnsi="Cambria" w:cs="Times New Roman"/>
         </w:rPr>
       </w:pPr>
     </w:p>
     <w:p>
       <w:pPr>
         <w:rPr>
-          <w:rFonts w:ascii="Times New Roman" w:hAnsi="Times New Roman" w:cs="Times New Roman"/>
+          <w:rFonts w:ascii="Cambria" w:hAnsi="Cambria" w:cs="Times New Roman"/>
         </w:rPr>
       </w:pPr>
     </w:p>
     <w:p>
       <w:pPr>
         <w:rPr>
-          <w:rFonts w:ascii="Times New Roman" w:hAnsi="Times New Roman" w:cs="Times New Roman"/>
+          <w:rFonts w:ascii="Cambria" w:hAnsi="Cambria" w:cs="Times New Roman"/>
         </w:rPr>
       </w:pPr>
     </w:p>
     <w:p>
       <w:pPr>
         <w:rPr>
-          <w:rFonts w:ascii="Times New Roman" w:hAnsi="Times New Roman" w:cs="Times New Roman"/>
+          <w:rFonts w:ascii="Cambria" w:hAnsi="Cambria" w:cs="Times New Roman"/>
         </w:rPr>
       </w:pPr>
     </w:p>
     <w:p>
       <w:pPr>
         <w:rPr>
-          <w:rFonts w:ascii="Times New Roman" w:hAnsi="Times New Roman" w:cs="Times New Roman"/>
+          <w:rFonts w:ascii="Cambria" w:hAnsi="Cambria" w:cs="Times New Roman"/>
         </w:rPr>
       </w:pPr>
     </w:p>
@@ -122,7 +122,7 @@
       <w:pPr>
         <w:jc w:val="center"/>
         <w:rPr>
-          <w:rFonts w:ascii="Times New Roman" w:hAnsi="Times New Roman" w:cs="Times New Roman"/>
+          <w:rFonts w:ascii="Cambria" w:hAnsi="Cambria" w:cs="Times New Roman"/>
           <w:b/>
           <w:caps/>
           <w:color w:val="C00000"/>
@@ -131,7 +131,7 @@
       </w:pPr>
       <w:r>
         <w:rPr>
-          <w:rFonts w:ascii="Times New Roman" w:hAnsi="Times New Roman" w:cs="Times New Roman"/>
+          <w:rFonts w:ascii="Cambria" w:hAnsi="Cambria" w:cs="Times New Roman"/>
           <w:b/>
           <w:caps/>
           <w:color w:val="C00000"/>
@@ -144,7 +144,7 @@
       <w:pPr>
         <w:jc w:val="center"/>
         <w:rPr>
-          <w:rFonts w:ascii="Times New Roman" w:hAnsi="Times New Roman" w:cs="Times New Roman"/>
+          <w:rFonts w:ascii="Cambria" w:hAnsi="Cambria" w:cs="Times New Roman"/>
           <w:b/>
           <w:color w:val="C00000"/>
           <w:sz w:val="44"/>
@@ -152,7 +152,7 @@
       </w:pPr>
       <w:r>
         <w:rPr>
-          <w:rFonts w:ascii="Times New Roman" w:hAnsi="Times New Roman" w:cs="Times New Roman"/>
+          <w:rFonts w:ascii="Cambria" w:hAnsi="Cambria" w:cs="Times New Roman"/>
           <w:b/>
           <w:color w:val="C00000"/>
           <w:sz w:val="44"/>
@@ -161,7 +161,7 @@
       </w:r>
       <w:r>
         <w:rPr>
-          <w:rFonts w:ascii="Times New Roman" w:hAnsi="Times New Roman" w:cs="Times New Roman"/>
+          <w:rFonts w:ascii="Cambria" w:hAnsi="Cambria" w:cs="Times New Roman"/>
           <w:b/>
           <w:color w:val="C00000"/>
           <w:sz w:val="44"/>
@@ -170,7 +170,7 @@
       </w:r>
       <w:r>
         <w:rPr>
-          <w:rFonts w:ascii="Times New Roman" w:hAnsi="Times New Roman" w:cs="Times New Roman"/>
+          <w:rFonts w:ascii="Cambria" w:hAnsi="Cambria" w:cs="Times New Roman"/>
           <w:b/>
           <w:color w:val="C00000"/>
           <w:sz w:val="44"/>
@@ -179,7 +179,7 @@
       </w:r>
       <w:r>
         <w:rPr>
-          <w:rFonts w:ascii="Times New Roman" w:hAnsi="Times New Roman" w:cs="Times New Roman"/>
+          <w:rFonts w:ascii="Cambria" w:hAnsi="Cambria" w:cs="Times New Roman"/>
           <w:b/>
           <w:color w:val="C00000"/>
           <w:sz w:val="44"/>
@@ -188,7 +188,7 @@
       </w:r>
       <w:r>
         <w:rPr>
-          <w:rFonts w:ascii="Times New Roman" w:hAnsi="Times New Roman" w:cs="Times New Roman"/>
+          <w:rFonts w:ascii="Cambria" w:hAnsi="Cambria" w:cs="Times New Roman"/>
           <w:b/>
           <w:color w:val="C00000"/>
           <w:sz w:val="44"/>
@@ -200,7 +200,7 @@
       <w:pPr>
         <w:jc w:val="center"/>
         <w:rPr>
-          <w:rFonts w:ascii="Times New Roman" w:hAnsi="Times New Roman" w:cs="Times New Roman"/>
+          <w:rFonts w:ascii="Cambria" w:hAnsi="Cambria" w:cs="Times New Roman"/>
           <w:b/>
           <w:color w:val="C00000"/>
           <w:sz w:val="44"/>
@@ -208,7 +208,7 @@
       </w:pPr>
       <w:r>
         <w:rPr>
-          <w:rFonts w:ascii="Times New Roman" w:hAnsi="Times New Roman" w:cs="Times New Roman"/>
+          <w:rFonts w:ascii="Cambria" w:hAnsi="Cambria" w:cs="Times New Roman"/>
           <w:b/>
           <w:color w:val="C00000"/>
           <w:sz w:val="44"/>
@@ -220,7 +220,7 @@
       <w:pPr>
         <w:jc w:val="center"/>
         <w:rPr>
-          <w:rFonts w:ascii="Times New Roman" w:hAnsi="Times New Roman" w:cs="Times New Roman"/>
+          <w:rFonts w:ascii="Cambria" w:hAnsi="Cambria" w:cs="Times New Roman"/>
           <w:b/>
           <w:sz w:val="44"/>
         </w:rPr>
@@ -230,7 +230,7 @@
       <w:pPr>
         <w:jc w:val="center"/>
         <w:rPr>
-          <w:rFonts w:ascii="Times New Roman" w:hAnsi="Times New Roman" w:cs="Times New Roman"/>
+          <w:rFonts w:ascii="Cambria" w:hAnsi="Cambria" w:cs="Times New Roman"/>
           <w:b/>
           <w:sz w:val="44"/>
         </w:rPr>
@@ -240,7 +240,7 @@
       <w:pPr>
         <w:jc w:val="center"/>
         <w:rPr>
-          <w:rFonts w:ascii="Times New Roman" w:hAnsi="Times New Roman" w:cs="Times New Roman"/>
+          <w:rFonts w:ascii="Cambria" w:hAnsi="Cambria" w:cs="Times New Roman"/>
           <w:b/>
           <w:sz w:val="44"/>
         </w:rPr>
@@ -250,7 +250,7 @@
       <w:pPr>
         <w:jc w:val="center"/>
         <w:rPr>
-          <w:rFonts w:ascii="Times New Roman" w:hAnsi="Times New Roman" w:cs="Times New Roman"/>
+          <w:rFonts w:ascii="Cambria" w:hAnsi="Cambria" w:cs="Times New Roman"/>
           <w:b/>
           <w:sz w:val="44"/>
         </w:rPr>
@@ -260,14 +260,14 @@
       <w:pPr>
         <w:ind w:left="2160" w:right="2171" w:firstLine="720"/>
         <w:rPr>
-          <w:rFonts w:ascii="Times New Roman" w:hAnsi="Times New Roman" w:cs="Times New Roman"/>
+          <w:rFonts w:ascii="Cambria" w:hAnsi="Cambria" w:cs="Times New Roman"/>
           <w:sz w:val="28"/>
           <w:szCs w:val="28"/>
         </w:rPr>
       </w:pPr>
       <w:r>
         <w:rPr>
-          <w:rFonts w:ascii="Times New Roman" w:hAnsi="Times New Roman" w:cs="Times New Roman"/>
+          <w:rFonts w:ascii="Cambria" w:hAnsi="Cambria" w:cs="Times New Roman"/>
           <w:sz w:val="28"/>
           <w:szCs w:val="28"/>
         </w:rPr>
@@ -275,7 +275,7 @@
       </w:r>
       <w:r>
         <w:rPr>
-          <w:rFonts w:ascii="Times New Roman" w:hAnsi="Times New Roman" w:cs="Times New Roman"/>
+          <w:rFonts w:ascii="Cambria" w:hAnsi="Cambria" w:cs="Times New Roman"/>
           <w:sz w:val="28"/>
           <w:szCs w:val="28"/>
         </w:rPr>
@@ -283,7 +283,7 @@
       </w:r>
       <w:r>
         <w:rPr>
-          <w:rFonts w:ascii="Times New Roman" w:hAnsi="Times New Roman" w:cs="Times New Roman"/>
+          <w:rFonts w:ascii="Cambria" w:hAnsi="Cambria" w:cs="Times New Roman"/>
           <w:sz w:val="28"/>
           <w:szCs w:val="28"/>
         </w:rPr>
@@ -291,7 +291,7 @@
       </w:r>
       <w:r>
         <w:rPr>
-          <w:rFonts w:ascii="Times New Roman" w:hAnsi="Times New Roman" w:cs="Times New Roman"/>
+          <w:rFonts w:ascii="Cambria" w:hAnsi="Cambria" w:cs="Times New Roman"/>
           <w:sz w:val="28"/>
           <w:szCs w:val="28"/>
         </w:rPr>
@@ -299,7 +299,7 @@
       </w:r>
       <w:r>
         <w:rPr>
-          <w:rFonts w:ascii="Times New Roman" w:hAnsi="Times New Roman" w:cs="Times New Roman"/>
+          <w:rFonts w:ascii="Cambria" w:hAnsi="Cambria" w:cs="Times New Roman"/>
           <w:sz w:val="28"/>
           <w:szCs w:val="28"/>
         </w:rPr>
@@ -307,7 +307,7 @@
       </w:r>
       <w:r>
         <w:rPr>
-          <w:rFonts w:ascii="Times New Roman" w:hAnsi="Times New Roman" w:cs="Times New Roman"/>
+          <w:rFonts w:ascii="Cambria" w:hAnsi="Cambria" w:cs="Times New Roman"/>
           <w:sz w:val="28"/>
           <w:szCs w:val="28"/>
         </w:rPr>
@@ -315,7 +315,7 @@
       </w:r>
       <w:r>
         <w:rPr>
-          <w:rFonts w:ascii="Times New Roman" w:hAnsi="Times New Roman" w:cs="Times New Roman"/>
+          <w:rFonts w:ascii="Cambria" w:hAnsi="Cambria" w:cs="Times New Roman"/>
           <w:sz w:val="28"/>
           <w:szCs w:val="28"/>
         </w:rPr>
@@ -323,7 +323,7 @@
       </w:r>
       <w:r>
         <w:rPr>
-          <w:rFonts w:ascii="Times New Roman" w:hAnsi="Times New Roman" w:cs="Times New Roman"/>
+          <w:rFonts w:ascii="Cambria" w:hAnsi="Cambria" w:cs="Times New Roman"/>
           <w:sz w:val="28"/>
           <w:szCs w:val="28"/>
         </w:rPr>
@@ -333,7 +333,7 @@
     <w:sdt>
       <w:sdtPr>
         <w:rPr>
-          <w:rFonts w:ascii="Times New Roman" w:eastAsiaTheme="minorHAnsi" w:hAnsi="Times New Roman" w:cs="Times New Roman"/>
+          <w:rFonts w:ascii="Cambria" w:eastAsiaTheme="minorHAnsi" w:hAnsi="Cambria" w:cs="Times New Roman"/>
           <w:color w:val="auto"/>
           <w:sz w:val="22"/>
           <w:szCs w:val="22"/>
@@ -358,13 +358,13 @@
             <w:pStyle w:val="TOCHeading"/>
             <w:spacing w:before="0" w:after="160"/>
             <w:rPr>
-              <w:rFonts w:ascii="Times New Roman" w:hAnsi="Times New Roman" w:cs="Times New Roman"/>
+              <w:rFonts w:ascii="Cambria" w:hAnsi="Cambria" w:cs="Times New Roman"/>
               <w:b/>
             </w:rPr>
           </w:pPr>
           <w:r>
             <w:rPr>
-              <w:rFonts w:ascii="Times New Roman" w:hAnsi="Times New Roman" w:cs="Times New Roman"/>
+              <w:rFonts w:ascii="Cambria" w:hAnsi="Cambria" w:cs="Times New Roman"/>
               <w:b/>
             </w:rPr>
             <w:t>Table of Contents</w:t>
@@ -378,26 +378,26 @@
             </w:tabs>
             <w:spacing w:after="160"/>
             <w:rPr>
-              <w:rFonts w:ascii="Times New Roman" w:eastAsiaTheme="minorEastAsia" w:hAnsi="Times New Roman" w:cs="Times New Roman"/>
+              <w:rFonts w:ascii="Cambria" w:eastAsiaTheme="minorEastAsia" w:hAnsi="Cambria" w:cs="Times New Roman"/>
               <w:noProof/>
               <w:lang w:val="en-US" w:eastAsia="ja-JP"/>
             </w:rPr>
           </w:pPr>
           <w:r>
             <w:rPr>
-              <w:rFonts w:ascii="Times New Roman" w:hAnsi="Times New Roman" w:cs="Times New Roman"/>
+              <w:rFonts w:ascii="Cambria" w:hAnsi="Cambria" w:cs="Times New Roman"/>
             </w:rPr>
             <w:fldChar w:fldCharType="begin"/>
           </w:r>
           <w:r>
             <w:rPr>
-              <w:rFonts w:ascii="Times New Roman" w:hAnsi="Times New Roman" w:cs="Times New Roman"/>
+              <w:rFonts w:ascii="Cambria" w:hAnsi="Cambria" w:cs="Times New Roman"/>
             </w:rPr>
             <w:instrText xml:space="preserve"> TOC \o "1-3" \h \z \u </w:instrText>
           </w:r>
           <w:r>
             <w:rPr>
-              <w:rFonts w:ascii="Times New Roman" w:hAnsi="Times New Roman" w:cs="Times New Roman"/>
+              <w:rFonts w:ascii="Cambria" w:hAnsi="Cambria" w:cs="Times New Roman"/>
             </w:rPr>
             <w:fldChar w:fldCharType="separate"/>
           </w:r>
@@ -405,14 +405,30 @@
             <w:r>
               <w:rPr>
                 <w:rStyle w:val="Hyperlink"/>
-                <w:rFonts w:ascii="Times New Roman" w:hAnsi="Times New Roman" w:cs="Times New Roman"/>
-                <w:noProof/>
-              </w:rPr>
-              <w:t>Record of Changes</w:t>
-            </w:r>
-            <w:r>
-              <w:rPr>
-                <w:rFonts w:ascii="Times New Roman" w:hAnsi="Times New Roman" w:cs="Times New Roman"/>
+                <w:rFonts w:ascii="Cambria" w:hAnsi="Cambria" w:cs="Times New Roman"/>
+                <w:noProof/>
+              </w:rPr>
+              <w:t xml:space="preserve">Record </w:t>
+            </w:r>
+            <w:r>
+              <w:rPr>
+                <w:rStyle w:val="Hyperlink"/>
+                <w:rFonts w:ascii="Cambria" w:hAnsi="Cambria" w:cs="Times New Roman"/>
+                <w:noProof/>
+              </w:rPr>
+              <w:t>o</w:t>
+            </w:r>
+            <w:r>
+              <w:rPr>
+                <w:rStyle w:val="Hyperlink"/>
+                <w:rFonts w:ascii="Cambria" w:hAnsi="Cambria" w:cs="Times New Roman"/>
+                <w:noProof/>
+              </w:rPr>
+              <w:t>f Changes</w:t>
+            </w:r>
+            <w:r>
+              <w:rPr>
+                <w:rFonts w:ascii="Cambria" w:hAnsi="Cambria" w:cs="Times New Roman"/>
                 <w:noProof/>
                 <w:webHidden/>
               </w:rPr>
@@ -420,7 +436,7 @@
             </w:r>
             <w:r>
               <w:rPr>
-                <w:rFonts w:ascii="Times New Roman" w:hAnsi="Times New Roman" w:cs="Times New Roman"/>
+                <w:rFonts w:ascii="Cambria" w:hAnsi="Cambria" w:cs="Times New Roman"/>
                 <w:noProof/>
                 <w:webHidden/>
               </w:rPr>
@@ -428,7 +444,7 @@
             </w:r>
             <w:r>
               <w:rPr>
-                <w:rFonts w:ascii="Times New Roman" w:hAnsi="Times New Roman" w:cs="Times New Roman"/>
+                <w:rFonts w:ascii="Cambria" w:hAnsi="Cambria" w:cs="Times New Roman"/>
                 <w:noProof/>
                 <w:webHidden/>
               </w:rPr>
@@ -436,14 +452,14 @@
             </w:r>
             <w:r>
               <w:rPr>
-                <w:rFonts w:ascii="Times New Roman" w:hAnsi="Times New Roman" w:cs="Times New Roman"/>
+                <w:rFonts w:ascii="Cambria" w:hAnsi="Cambria" w:cs="Times New Roman"/>
                 <w:noProof/>
                 <w:webHidden/>
               </w:rPr>
             </w:r>
             <w:r>
               <w:rPr>
-                <w:rFonts w:ascii="Times New Roman" w:hAnsi="Times New Roman" w:cs="Times New Roman"/>
+                <w:rFonts w:ascii="Cambria" w:hAnsi="Cambria" w:cs="Times New Roman"/>
                 <w:noProof/>
                 <w:webHidden/>
               </w:rPr>
@@ -451,7 +467,7 @@
             </w:r>
             <w:r>
               <w:rPr>
-                <w:rFonts w:ascii="Times New Roman" w:hAnsi="Times New Roman" w:cs="Times New Roman"/>
+                <w:rFonts w:ascii="Cambria" w:hAnsi="Cambria" w:cs="Times New Roman"/>
                 <w:noProof/>
                 <w:webHidden/>
               </w:rPr>
@@ -459,7 +475,7 @@
             </w:r>
             <w:r>
               <w:rPr>
-                <w:rFonts w:ascii="Times New Roman" w:hAnsi="Times New Roman" w:cs="Times New Roman"/>
+                <w:rFonts w:ascii="Cambria" w:hAnsi="Cambria" w:cs="Times New Roman"/>
                 <w:noProof/>
                 <w:webHidden/>
               </w:rPr>
@@ -475,7 +491,7 @@
             </w:tabs>
             <w:spacing w:after="160"/>
             <w:rPr>
-              <w:rFonts w:ascii="Times New Roman" w:eastAsiaTheme="minorEastAsia" w:hAnsi="Times New Roman" w:cs="Times New Roman"/>
+              <w:rFonts w:ascii="Cambria" w:eastAsiaTheme="minorEastAsia" w:hAnsi="Cambria" w:cs="Times New Roman"/>
               <w:noProof/>
               <w:lang w:val="en-US" w:eastAsia="ja-JP"/>
             </w:rPr>
@@ -484,30 +500,30 @@
             <w:r>
               <w:rPr>
                 <w:rStyle w:val="Hyperlink"/>
-                <w:rFonts w:ascii="Times New Roman" w:hAnsi="Times New Roman" w:cs="Times New Roman"/>
-                <w:noProof/>
-              </w:rPr>
-              <w:t>I. Introd</w:t>
+                <w:rFonts w:ascii="Cambria" w:hAnsi="Cambria" w:cs="Times New Roman"/>
+                <w:noProof/>
+              </w:rPr>
+              <w:t>I. Intr</w:t>
             </w:r>
             <w:r>
               <w:rPr>
                 <w:rStyle w:val="Hyperlink"/>
-                <w:rFonts w:ascii="Times New Roman" w:hAnsi="Times New Roman" w:cs="Times New Roman"/>
-                <w:noProof/>
-              </w:rPr>
-              <w:t>u</w:t>
+                <w:rFonts w:ascii="Cambria" w:hAnsi="Cambria" w:cs="Times New Roman"/>
+                <w:noProof/>
+              </w:rPr>
+              <w:t>o</w:t>
             </w:r>
             <w:r>
               <w:rPr>
                 <w:rStyle w:val="Hyperlink"/>
-                <w:rFonts w:ascii="Times New Roman" w:hAnsi="Times New Roman" w:cs="Times New Roman"/>
-                <w:noProof/>
-              </w:rPr>
-              <w:t>ction</w:t>
-            </w:r>
-            <w:r>
-              <w:rPr>
-                <w:rFonts w:ascii="Times New Roman" w:hAnsi="Times New Roman" w:cs="Times New Roman"/>
+                <w:rFonts w:ascii="Cambria" w:hAnsi="Cambria" w:cs="Times New Roman"/>
+                <w:noProof/>
+              </w:rPr>
+              <w:t>duction</w:t>
+            </w:r>
+            <w:r>
+              <w:rPr>
+                <w:rFonts w:ascii="Cambria" w:hAnsi="Cambria" w:cs="Times New Roman"/>
                 <w:noProof/>
                 <w:webHidden/>
               </w:rPr>
@@ -515,7 +531,7 @@
             </w:r>
             <w:r>
               <w:rPr>
-                <w:rFonts w:ascii="Times New Roman" w:hAnsi="Times New Roman" w:cs="Times New Roman"/>
+                <w:rFonts w:ascii="Cambria" w:hAnsi="Cambria" w:cs="Times New Roman"/>
                 <w:noProof/>
                 <w:webHidden/>
               </w:rPr>
@@ -523,7 +539,7 @@
             </w:r>
             <w:r>
               <w:rPr>
-                <w:rFonts w:ascii="Times New Roman" w:hAnsi="Times New Roman" w:cs="Times New Roman"/>
+                <w:rFonts w:ascii="Cambria" w:hAnsi="Cambria" w:cs="Times New Roman"/>
                 <w:noProof/>
                 <w:webHidden/>
               </w:rPr>
@@ -531,14 +547,14 @@
             </w:r>
             <w:r>
               <w:rPr>
-                <w:rFonts w:ascii="Times New Roman" w:hAnsi="Times New Roman" w:cs="Times New Roman"/>
+                <w:rFonts w:ascii="Cambria" w:hAnsi="Cambria" w:cs="Times New Roman"/>
                 <w:noProof/>
                 <w:webHidden/>
               </w:rPr>
             </w:r>
             <w:r>
               <w:rPr>
-                <w:rFonts w:ascii="Times New Roman" w:hAnsi="Times New Roman" w:cs="Times New Roman"/>
+                <w:rFonts w:ascii="Cambria" w:hAnsi="Cambria" w:cs="Times New Roman"/>
                 <w:noProof/>
                 <w:webHidden/>
               </w:rPr>
@@ -546,7 +562,7 @@
             </w:r>
             <w:r>
               <w:rPr>
-                <w:rFonts w:ascii="Times New Roman" w:hAnsi="Times New Roman" w:cs="Times New Roman"/>
+                <w:rFonts w:ascii="Cambria" w:hAnsi="Cambria" w:cs="Times New Roman"/>
                 <w:noProof/>
                 <w:webHidden/>
               </w:rPr>
@@ -554,7 +570,7 @@
             </w:r>
             <w:r>
               <w:rPr>
-                <w:rFonts w:ascii="Times New Roman" w:hAnsi="Times New Roman" w:cs="Times New Roman"/>
+                <w:rFonts w:ascii="Cambria" w:hAnsi="Cambria" w:cs="Times New Roman"/>
                 <w:noProof/>
                 <w:webHidden/>
               </w:rPr>
@@ -570,7 +586,7 @@
             </w:tabs>
             <w:spacing w:after="160"/>
             <w:rPr>
-              <w:rFonts w:ascii="Times New Roman" w:eastAsiaTheme="minorEastAsia" w:hAnsi="Times New Roman" w:cs="Times New Roman"/>
+              <w:rFonts w:ascii="Cambria" w:eastAsiaTheme="minorEastAsia" w:hAnsi="Cambria" w:cs="Times New Roman"/>
               <w:noProof/>
               <w:lang w:val="en-US" w:eastAsia="ja-JP"/>
             </w:rPr>
@@ -579,14 +595,14 @@
             <w:r>
               <w:rPr>
                 <w:rStyle w:val="Hyperlink"/>
-                <w:rFonts w:ascii="Times New Roman" w:hAnsi="Times New Roman" w:cs="Times New Roman"/>
+                <w:rFonts w:ascii="Cambria" w:hAnsi="Cambria" w:cs="Times New Roman"/>
                 <w:noProof/>
               </w:rPr>
               <w:t>1. Product Background</w:t>
             </w:r>
             <w:r>
               <w:rPr>
-                <w:rFonts w:ascii="Times New Roman" w:hAnsi="Times New Roman" w:cs="Times New Roman"/>
+                <w:rFonts w:ascii="Cambria" w:hAnsi="Cambria" w:cs="Times New Roman"/>
                 <w:noProof/>
                 <w:webHidden/>
               </w:rPr>
@@ -594,7 +610,7 @@
             </w:r>
             <w:r>
               <w:rPr>
-                <w:rFonts w:ascii="Times New Roman" w:hAnsi="Times New Roman" w:cs="Times New Roman"/>
+                <w:rFonts w:ascii="Cambria" w:hAnsi="Cambria" w:cs="Times New Roman"/>
                 <w:noProof/>
                 <w:webHidden/>
               </w:rPr>
@@ -602,7 +618,7 @@
             </w:r>
             <w:r>
               <w:rPr>
-                <w:rFonts w:ascii="Times New Roman" w:hAnsi="Times New Roman" w:cs="Times New Roman"/>
+                <w:rFonts w:ascii="Cambria" w:hAnsi="Cambria" w:cs="Times New Roman"/>
                 <w:noProof/>
                 <w:webHidden/>
               </w:rPr>
@@ -610,14 +626,14 @@
             </w:r>
             <w:r>
               <w:rPr>
-                <w:rFonts w:ascii="Times New Roman" w:hAnsi="Times New Roman" w:cs="Times New Roman"/>
+                <w:rFonts w:ascii="Cambria" w:hAnsi="Cambria" w:cs="Times New Roman"/>
                 <w:noProof/>
                 <w:webHidden/>
               </w:rPr>
             </w:r>
             <w:r>
               <w:rPr>
-                <w:rFonts w:ascii="Times New Roman" w:hAnsi="Times New Roman" w:cs="Times New Roman"/>
+                <w:rFonts w:ascii="Cambria" w:hAnsi="Cambria" w:cs="Times New Roman"/>
                 <w:noProof/>
                 <w:webHidden/>
               </w:rPr>
@@ -625,7 +641,7 @@
             </w:r>
             <w:r>
               <w:rPr>
-                <w:rFonts w:ascii="Times New Roman" w:hAnsi="Times New Roman" w:cs="Times New Roman"/>
+                <w:rFonts w:ascii="Cambria" w:hAnsi="Cambria" w:cs="Times New Roman"/>
                 <w:noProof/>
                 <w:webHidden/>
               </w:rPr>
@@ -633,7 +649,7 @@
             </w:r>
             <w:r>
               <w:rPr>
-                <w:rFonts w:ascii="Times New Roman" w:hAnsi="Times New Roman" w:cs="Times New Roman"/>
+                <w:rFonts w:ascii="Cambria" w:hAnsi="Cambria" w:cs="Times New Roman"/>
                 <w:noProof/>
                 <w:webHidden/>
               </w:rPr>
@@ -649,7 +665,7 @@
             </w:tabs>
             <w:spacing w:after="160"/>
             <w:rPr>
-              <w:rFonts w:ascii="Times New Roman" w:eastAsiaTheme="minorEastAsia" w:hAnsi="Times New Roman" w:cs="Times New Roman"/>
+              <w:rFonts w:ascii="Cambria" w:eastAsiaTheme="minorEastAsia" w:hAnsi="Cambria" w:cs="Times New Roman"/>
               <w:noProof/>
               <w:lang w:val="en-US" w:eastAsia="ja-JP"/>
             </w:rPr>
@@ -658,14 +674,14 @@
             <w:r>
               <w:rPr>
                 <w:rStyle w:val="Hyperlink"/>
-                <w:rFonts w:ascii="Times New Roman" w:hAnsi="Times New Roman" w:cs="Times New Roman"/>
+                <w:rFonts w:ascii="Cambria" w:hAnsi="Cambria" w:cs="Times New Roman"/>
                 <w:noProof/>
               </w:rPr>
               <w:t>2. Existing Systems</w:t>
             </w:r>
             <w:r>
               <w:rPr>
-                <w:rFonts w:ascii="Times New Roman" w:hAnsi="Times New Roman" w:cs="Times New Roman"/>
+                <w:rFonts w:ascii="Cambria" w:hAnsi="Cambria" w:cs="Times New Roman"/>
                 <w:noProof/>
                 <w:webHidden/>
               </w:rPr>
@@ -673,7 +689,7 @@
             </w:r>
             <w:r>
               <w:rPr>
-                <w:rFonts w:ascii="Times New Roman" w:hAnsi="Times New Roman" w:cs="Times New Roman"/>
+                <w:rFonts w:ascii="Cambria" w:hAnsi="Cambria" w:cs="Times New Roman"/>
                 <w:noProof/>
                 <w:webHidden/>
               </w:rPr>
@@ -681,7 +697,7 @@
             </w:r>
             <w:r>
               <w:rPr>
-                <w:rFonts w:ascii="Times New Roman" w:hAnsi="Times New Roman" w:cs="Times New Roman"/>
+                <w:rFonts w:ascii="Cambria" w:hAnsi="Cambria" w:cs="Times New Roman"/>
                 <w:noProof/>
                 <w:webHidden/>
               </w:rPr>
@@ -689,14 +705,14 @@
             </w:r>
             <w:r>
               <w:rPr>
-                <w:rFonts w:ascii="Times New Roman" w:hAnsi="Times New Roman" w:cs="Times New Roman"/>
+                <w:rFonts w:ascii="Cambria" w:hAnsi="Cambria" w:cs="Times New Roman"/>
                 <w:noProof/>
                 <w:webHidden/>
               </w:rPr>
             </w:r>
             <w:r>
               <w:rPr>
-                <w:rFonts w:ascii="Times New Roman" w:hAnsi="Times New Roman" w:cs="Times New Roman"/>
+                <w:rFonts w:ascii="Cambria" w:hAnsi="Cambria" w:cs="Times New Roman"/>
                 <w:noProof/>
                 <w:webHidden/>
               </w:rPr>
@@ -704,7 +720,7 @@
             </w:r>
             <w:r>
               <w:rPr>
-                <w:rFonts w:ascii="Times New Roman" w:hAnsi="Times New Roman" w:cs="Times New Roman"/>
+                <w:rFonts w:ascii="Cambria" w:hAnsi="Cambria" w:cs="Times New Roman"/>
                 <w:noProof/>
                 <w:webHidden/>
               </w:rPr>
@@ -712,7 +728,7 @@
             </w:r>
             <w:r>
               <w:rPr>
-                <w:rFonts w:ascii="Times New Roman" w:hAnsi="Times New Roman" w:cs="Times New Roman"/>
+                <w:rFonts w:ascii="Cambria" w:hAnsi="Cambria" w:cs="Times New Roman"/>
                 <w:noProof/>
                 <w:webHidden/>
               </w:rPr>
@@ -728,7 +744,7 @@
             </w:tabs>
             <w:spacing w:after="160"/>
             <w:rPr>
-              <w:rFonts w:ascii="Times New Roman" w:eastAsiaTheme="minorEastAsia" w:hAnsi="Times New Roman" w:cs="Times New Roman"/>
+              <w:rFonts w:ascii="Cambria" w:eastAsiaTheme="minorEastAsia" w:hAnsi="Cambria" w:cs="Times New Roman"/>
               <w:noProof/>
               <w:lang w:val="en-US" w:eastAsia="ja-JP"/>
             </w:rPr>
@@ -737,7 +753,7 @@
             <w:r>
               <w:rPr>
                 <w:rStyle w:val="Hyperlink"/>
-                <w:rFonts w:ascii="Times New Roman" w:hAnsi="Times New Roman" w:cs="Times New Roman"/>
+                <w:rFonts w:ascii="Cambria" w:hAnsi="Cambria" w:cs="Times New Roman"/>
                 <w:noProof/>
               </w:rPr>
               <w:t xml:space="preserve">2.1 </w:t>
@@ -745,14 +761,14 @@
             <w:r>
               <w:rPr>
                 <w:rStyle w:val="Hyperlink"/>
-                <w:rFonts w:ascii="Times New Roman" w:hAnsi="Times New Roman" w:cs="Times New Roman"/>
+                <w:rFonts w:ascii="Cambria" w:hAnsi="Cambria" w:cs="Times New Roman"/>
                 <w:noProof/>
               </w:rPr>
               <w:t>Jira Software Cloud</w:t>
             </w:r>
             <w:r>
               <w:rPr>
-                <w:rFonts w:ascii="Times New Roman" w:hAnsi="Times New Roman" w:cs="Times New Roman"/>
+                <w:rFonts w:ascii="Cambria" w:hAnsi="Cambria" w:cs="Times New Roman"/>
                 <w:noProof/>
                 <w:webHidden/>
               </w:rPr>
@@ -760,7 +776,7 @@
             </w:r>
             <w:r>
               <w:rPr>
-                <w:rFonts w:ascii="Times New Roman" w:hAnsi="Times New Roman" w:cs="Times New Roman"/>
+                <w:rFonts w:ascii="Cambria" w:hAnsi="Cambria" w:cs="Times New Roman"/>
                 <w:noProof/>
                 <w:webHidden/>
               </w:rPr>
@@ -768,7 +784,7 @@
             </w:r>
             <w:r>
               <w:rPr>
-                <w:rFonts w:ascii="Times New Roman" w:hAnsi="Times New Roman" w:cs="Times New Roman"/>
+                <w:rFonts w:ascii="Cambria" w:hAnsi="Cambria" w:cs="Times New Roman"/>
                 <w:noProof/>
                 <w:webHidden/>
               </w:rPr>
@@ -776,14 +792,14 @@
             </w:r>
             <w:r>
               <w:rPr>
-                <w:rFonts w:ascii="Times New Roman" w:hAnsi="Times New Roman" w:cs="Times New Roman"/>
+                <w:rFonts w:ascii="Cambria" w:hAnsi="Cambria" w:cs="Times New Roman"/>
                 <w:noProof/>
                 <w:webHidden/>
               </w:rPr>
             </w:r>
             <w:r>
               <w:rPr>
-                <w:rFonts w:ascii="Times New Roman" w:hAnsi="Times New Roman" w:cs="Times New Roman"/>
+                <w:rFonts w:ascii="Cambria" w:hAnsi="Cambria" w:cs="Times New Roman"/>
                 <w:noProof/>
                 <w:webHidden/>
               </w:rPr>
@@ -791,7 +807,7 @@
             </w:r>
             <w:r>
               <w:rPr>
-                <w:rFonts w:ascii="Times New Roman" w:hAnsi="Times New Roman" w:cs="Times New Roman"/>
+                <w:rFonts w:ascii="Cambria" w:hAnsi="Cambria" w:cs="Times New Roman"/>
                 <w:noProof/>
                 <w:webHidden/>
               </w:rPr>
@@ -799,7 +815,7 @@
             </w:r>
             <w:r>
               <w:rPr>
-                <w:rFonts w:ascii="Times New Roman" w:hAnsi="Times New Roman" w:cs="Times New Roman"/>
+                <w:rFonts w:ascii="Cambria" w:hAnsi="Cambria" w:cs="Times New Roman"/>
                 <w:noProof/>
                 <w:webHidden/>
               </w:rPr>
@@ -815,7 +831,7 @@
             </w:tabs>
             <w:spacing w:after="160"/>
             <w:rPr>
-              <w:rFonts w:ascii="Times New Roman" w:eastAsiaTheme="minorEastAsia" w:hAnsi="Times New Roman" w:cs="Times New Roman"/>
+              <w:rFonts w:ascii="Cambria" w:eastAsiaTheme="minorEastAsia" w:hAnsi="Cambria" w:cs="Times New Roman"/>
               <w:noProof/>
               <w:lang w:val="en-US" w:eastAsia="ja-JP"/>
             </w:rPr>
@@ -824,7 +840,7 @@
             <w:r>
               <w:rPr>
                 <w:rStyle w:val="Hyperlink"/>
-                <w:rFonts w:ascii="Times New Roman" w:hAnsi="Times New Roman" w:cs="Times New Roman"/>
+                <w:rFonts w:ascii="Cambria" w:hAnsi="Cambria" w:cs="Times New Roman"/>
                 <w:noProof/>
               </w:rPr>
               <w:t xml:space="preserve">2.2 </w:t>
@@ -832,14 +848,14 @@
             <w:r>
               <w:rPr>
                 <w:rStyle w:val="Hyperlink"/>
-                <w:rFonts w:ascii="Times New Roman" w:hAnsi="Times New Roman" w:cs="Times New Roman"/>
+                <w:rFonts w:ascii="Cambria" w:hAnsi="Cambria" w:cs="Times New Roman"/>
                 <w:noProof/>
               </w:rPr>
               <w:t>GitHub</w:t>
             </w:r>
             <w:r>
               <w:rPr>
-                <w:rFonts w:ascii="Times New Roman" w:hAnsi="Times New Roman" w:cs="Times New Roman"/>
+                <w:rFonts w:ascii="Cambria" w:hAnsi="Cambria" w:cs="Times New Roman"/>
                 <w:noProof/>
                 <w:webHidden/>
               </w:rPr>
@@ -847,7 +863,7 @@
             </w:r>
             <w:r>
               <w:rPr>
-                <w:rFonts w:ascii="Times New Roman" w:hAnsi="Times New Roman" w:cs="Times New Roman"/>
+                <w:rFonts w:ascii="Cambria" w:hAnsi="Cambria" w:cs="Times New Roman"/>
                 <w:noProof/>
                 <w:webHidden/>
               </w:rPr>
@@ -855,7 +871,7 @@
             </w:r>
             <w:r>
               <w:rPr>
-                <w:rFonts w:ascii="Times New Roman" w:hAnsi="Times New Roman" w:cs="Times New Roman"/>
+                <w:rFonts w:ascii="Cambria" w:hAnsi="Cambria" w:cs="Times New Roman"/>
                 <w:noProof/>
                 <w:webHidden/>
               </w:rPr>
@@ -863,14 +879,14 @@
             </w:r>
             <w:r>
               <w:rPr>
-                <w:rFonts w:ascii="Times New Roman" w:hAnsi="Times New Roman" w:cs="Times New Roman"/>
+                <w:rFonts w:ascii="Cambria" w:hAnsi="Cambria" w:cs="Times New Roman"/>
                 <w:noProof/>
                 <w:webHidden/>
               </w:rPr>
             </w:r>
             <w:r>
               <w:rPr>
-                <w:rFonts w:ascii="Times New Roman" w:hAnsi="Times New Roman" w:cs="Times New Roman"/>
+                <w:rFonts w:ascii="Cambria" w:hAnsi="Cambria" w:cs="Times New Roman"/>
                 <w:noProof/>
                 <w:webHidden/>
               </w:rPr>
@@ -878,7 +894,7 @@
             </w:r>
             <w:r>
               <w:rPr>
-                <w:rFonts w:ascii="Times New Roman" w:hAnsi="Times New Roman" w:cs="Times New Roman"/>
+                <w:rFonts w:ascii="Cambria" w:hAnsi="Cambria" w:cs="Times New Roman"/>
                 <w:noProof/>
                 <w:webHidden/>
               </w:rPr>
@@ -886,7 +902,7 @@
             </w:r>
             <w:r>
               <w:rPr>
-                <w:rFonts w:ascii="Times New Roman" w:hAnsi="Times New Roman" w:cs="Times New Roman"/>
+                <w:rFonts w:ascii="Cambria" w:hAnsi="Cambria" w:cs="Times New Roman"/>
                 <w:noProof/>
                 <w:webHidden/>
               </w:rPr>
@@ -902,7 +918,7 @@
             </w:tabs>
             <w:spacing w:after="160"/>
             <w:rPr>
-              <w:rFonts w:ascii="Times New Roman" w:eastAsiaTheme="minorEastAsia" w:hAnsi="Times New Roman" w:cs="Times New Roman"/>
+              <w:rFonts w:ascii="Cambria" w:eastAsiaTheme="minorEastAsia" w:hAnsi="Cambria" w:cs="Times New Roman"/>
               <w:noProof/>
               <w:lang w:val="en-US" w:eastAsia="ja-JP"/>
             </w:rPr>
@@ -911,14 +927,30 @@
             <w:r>
               <w:rPr>
                 <w:rStyle w:val="Hyperlink"/>
-                <w:rFonts w:ascii="Times New Roman" w:hAnsi="Times New Roman" w:cs="Times New Roman"/>
-                <w:noProof/>
-              </w:rPr>
-              <w:t>3. Business Opportunity</w:t>
-            </w:r>
-            <w:r>
-              <w:rPr>
-                <w:rFonts w:ascii="Times New Roman" w:hAnsi="Times New Roman" w:cs="Times New Roman"/>
+                <w:rFonts w:ascii="Cambria" w:hAnsi="Cambria" w:cs="Times New Roman"/>
+                <w:noProof/>
+              </w:rPr>
+              <w:t>3. Busine</w:t>
+            </w:r>
+            <w:r>
+              <w:rPr>
+                <w:rStyle w:val="Hyperlink"/>
+                <w:rFonts w:ascii="Cambria" w:hAnsi="Cambria" w:cs="Times New Roman"/>
+                <w:noProof/>
+              </w:rPr>
+              <w:t>s</w:t>
+            </w:r>
+            <w:r>
+              <w:rPr>
+                <w:rStyle w:val="Hyperlink"/>
+                <w:rFonts w:ascii="Cambria" w:hAnsi="Cambria" w:cs="Times New Roman"/>
+                <w:noProof/>
+              </w:rPr>
+              <w:t>s Opportunity</w:t>
+            </w:r>
+            <w:r>
+              <w:rPr>
+                <w:rFonts w:ascii="Cambria" w:hAnsi="Cambria" w:cs="Times New Roman"/>
                 <w:noProof/>
                 <w:webHidden/>
               </w:rPr>
@@ -926,7 +958,7 @@
             </w:r>
             <w:r>
               <w:rPr>
-                <w:rFonts w:ascii="Times New Roman" w:hAnsi="Times New Roman" w:cs="Times New Roman"/>
+                <w:rFonts w:ascii="Cambria" w:hAnsi="Cambria" w:cs="Times New Roman"/>
                 <w:noProof/>
                 <w:webHidden/>
               </w:rPr>
@@ -934,7 +966,7 @@
             </w:r>
             <w:r>
               <w:rPr>
-                <w:rFonts w:ascii="Times New Roman" w:hAnsi="Times New Roman" w:cs="Times New Roman"/>
+                <w:rFonts w:ascii="Cambria" w:hAnsi="Cambria" w:cs="Times New Roman"/>
                 <w:noProof/>
                 <w:webHidden/>
               </w:rPr>
@@ -942,14 +974,14 @@
             </w:r>
             <w:r>
               <w:rPr>
-                <w:rFonts w:ascii="Times New Roman" w:hAnsi="Times New Roman" w:cs="Times New Roman"/>
+                <w:rFonts w:ascii="Cambria" w:hAnsi="Cambria" w:cs="Times New Roman"/>
                 <w:noProof/>
                 <w:webHidden/>
               </w:rPr>
             </w:r>
             <w:r>
               <w:rPr>
-                <w:rFonts w:ascii="Times New Roman" w:hAnsi="Times New Roman" w:cs="Times New Roman"/>
+                <w:rFonts w:ascii="Cambria" w:hAnsi="Cambria" w:cs="Times New Roman"/>
                 <w:noProof/>
                 <w:webHidden/>
               </w:rPr>
@@ -957,15 +989,15 @@
             </w:r>
             <w:r>
               <w:rPr>
-                <w:rFonts w:ascii="Times New Roman" w:hAnsi="Times New Roman" w:cs="Times New Roman"/>
+                <w:rFonts w:ascii="Cambria" w:hAnsi="Cambria" w:cs="Times New Roman"/>
                 <w:noProof/>
                 <w:webHidden/>
               </w:rPr>
-              <w:t>4</w:t>
-            </w:r>
-            <w:r>
-              <w:rPr>
-                <w:rFonts w:ascii="Times New Roman" w:hAnsi="Times New Roman" w:cs="Times New Roman"/>
+              <w:t>5</w:t>
+            </w:r>
+            <w:r>
+              <w:rPr>
+                <w:rFonts w:ascii="Cambria" w:hAnsi="Cambria" w:cs="Times New Roman"/>
                 <w:noProof/>
                 <w:webHidden/>
               </w:rPr>
@@ -981,7 +1013,7 @@
             </w:tabs>
             <w:spacing w:after="160"/>
             <w:rPr>
-              <w:rFonts w:ascii="Times New Roman" w:eastAsiaTheme="minorEastAsia" w:hAnsi="Times New Roman" w:cs="Times New Roman"/>
+              <w:rFonts w:ascii="Cambria" w:eastAsiaTheme="minorEastAsia" w:hAnsi="Cambria" w:cs="Times New Roman"/>
               <w:noProof/>
               <w:lang w:val="en-US" w:eastAsia="ja-JP"/>
             </w:rPr>
@@ -990,14 +1022,14 @@
             <w:r>
               <w:rPr>
                 <w:rStyle w:val="Hyperlink"/>
-                <w:rFonts w:ascii="Times New Roman" w:hAnsi="Times New Roman" w:cs="Times New Roman"/>
+                <w:rFonts w:ascii="Cambria" w:hAnsi="Cambria" w:cs="Times New Roman"/>
                 <w:noProof/>
               </w:rPr>
               <w:t>4. Software Product Vision</w:t>
             </w:r>
             <w:r>
               <w:rPr>
-                <w:rFonts w:ascii="Times New Roman" w:hAnsi="Times New Roman" w:cs="Times New Roman"/>
+                <w:rFonts w:ascii="Cambria" w:hAnsi="Cambria" w:cs="Times New Roman"/>
                 <w:noProof/>
                 <w:webHidden/>
               </w:rPr>
@@ -1005,7 +1037,7 @@
             </w:r>
             <w:r>
               <w:rPr>
-                <w:rFonts w:ascii="Times New Roman" w:hAnsi="Times New Roman" w:cs="Times New Roman"/>
+                <w:rFonts w:ascii="Cambria" w:hAnsi="Cambria" w:cs="Times New Roman"/>
                 <w:noProof/>
                 <w:webHidden/>
               </w:rPr>
@@ -1013,7 +1045,7 @@
             </w:r>
             <w:r>
               <w:rPr>
-                <w:rFonts w:ascii="Times New Roman" w:hAnsi="Times New Roman" w:cs="Times New Roman"/>
+                <w:rFonts w:ascii="Cambria" w:hAnsi="Cambria" w:cs="Times New Roman"/>
                 <w:noProof/>
                 <w:webHidden/>
               </w:rPr>
@@ -1021,14 +1053,14 @@
             </w:r>
             <w:r>
               <w:rPr>
-                <w:rFonts w:ascii="Times New Roman" w:hAnsi="Times New Roman" w:cs="Times New Roman"/>
+                <w:rFonts w:ascii="Cambria" w:hAnsi="Cambria" w:cs="Times New Roman"/>
                 <w:noProof/>
                 <w:webHidden/>
               </w:rPr>
             </w:r>
             <w:r>
               <w:rPr>
-                <w:rFonts w:ascii="Times New Roman" w:hAnsi="Times New Roman" w:cs="Times New Roman"/>
+                <w:rFonts w:ascii="Cambria" w:hAnsi="Cambria" w:cs="Times New Roman"/>
                 <w:noProof/>
                 <w:webHidden/>
               </w:rPr>
@@ -1036,7 +1068,7 @@
             </w:r>
             <w:r>
               <w:rPr>
-                <w:rFonts w:ascii="Times New Roman" w:hAnsi="Times New Roman" w:cs="Times New Roman"/>
+                <w:rFonts w:ascii="Cambria" w:hAnsi="Cambria" w:cs="Times New Roman"/>
                 <w:noProof/>
                 <w:webHidden/>
               </w:rPr>
@@ -1044,7 +1076,7 @@
             </w:r>
             <w:r>
               <w:rPr>
-                <w:rFonts w:ascii="Times New Roman" w:hAnsi="Times New Roman" w:cs="Times New Roman"/>
+                <w:rFonts w:ascii="Cambria" w:hAnsi="Cambria" w:cs="Times New Roman"/>
                 <w:noProof/>
                 <w:webHidden/>
               </w:rPr>
@@ -1060,7 +1092,7 @@
             </w:tabs>
             <w:spacing w:after="160"/>
             <w:rPr>
-              <w:rFonts w:ascii="Times New Roman" w:eastAsiaTheme="minorEastAsia" w:hAnsi="Times New Roman" w:cs="Times New Roman"/>
+              <w:rFonts w:ascii="Cambria" w:eastAsiaTheme="minorEastAsia" w:hAnsi="Cambria" w:cs="Times New Roman"/>
               <w:noProof/>
               <w:lang w:val="en-US" w:eastAsia="ja-JP"/>
             </w:rPr>
@@ -1069,14 +1101,30 @@
             <w:r>
               <w:rPr>
                 <w:rStyle w:val="Hyperlink"/>
-                <w:rFonts w:ascii="Times New Roman" w:hAnsi="Times New Roman" w:cs="Times New Roman"/>
-                <w:noProof/>
-              </w:rPr>
-              <w:t>5. Major Features</w:t>
-            </w:r>
-            <w:r>
-              <w:rPr>
-                <w:rFonts w:ascii="Times New Roman" w:hAnsi="Times New Roman" w:cs="Times New Roman"/>
+                <w:rFonts w:ascii="Cambria" w:hAnsi="Cambria" w:cs="Times New Roman"/>
+                <w:noProof/>
+              </w:rPr>
+              <w:t>5. Majo</w:t>
+            </w:r>
+            <w:r>
+              <w:rPr>
+                <w:rStyle w:val="Hyperlink"/>
+                <w:rFonts w:ascii="Cambria" w:hAnsi="Cambria" w:cs="Times New Roman"/>
+                <w:noProof/>
+              </w:rPr>
+              <w:t>r</w:t>
+            </w:r>
+            <w:r>
+              <w:rPr>
+                <w:rStyle w:val="Hyperlink"/>
+                <w:rFonts w:ascii="Cambria" w:hAnsi="Cambria" w:cs="Times New Roman"/>
+                <w:noProof/>
+              </w:rPr>
+              <w:t xml:space="preserve"> Features</w:t>
+            </w:r>
+            <w:r>
+              <w:rPr>
+                <w:rFonts w:ascii="Cambria" w:hAnsi="Cambria" w:cs="Times New Roman"/>
                 <w:noProof/>
                 <w:webHidden/>
               </w:rPr>
@@ -1084,7 +1132,7 @@
             </w:r>
             <w:r>
               <w:rPr>
-                <w:rFonts w:ascii="Times New Roman" w:hAnsi="Times New Roman" w:cs="Times New Roman"/>
+                <w:rFonts w:ascii="Cambria" w:hAnsi="Cambria" w:cs="Times New Roman"/>
                 <w:noProof/>
                 <w:webHidden/>
               </w:rPr>
@@ -1092,7 +1140,7 @@
             </w:r>
             <w:r>
               <w:rPr>
-                <w:rFonts w:ascii="Times New Roman" w:hAnsi="Times New Roman" w:cs="Times New Roman"/>
+                <w:rFonts w:ascii="Cambria" w:hAnsi="Cambria" w:cs="Times New Roman"/>
                 <w:noProof/>
                 <w:webHidden/>
               </w:rPr>
@@ -1100,14 +1148,14 @@
             </w:r>
             <w:r>
               <w:rPr>
-                <w:rFonts w:ascii="Times New Roman" w:hAnsi="Times New Roman" w:cs="Times New Roman"/>
+                <w:rFonts w:ascii="Cambria" w:hAnsi="Cambria" w:cs="Times New Roman"/>
                 <w:noProof/>
                 <w:webHidden/>
               </w:rPr>
             </w:r>
             <w:r>
               <w:rPr>
-                <w:rFonts w:ascii="Times New Roman" w:hAnsi="Times New Roman" w:cs="Times New Roman"/>
+                <w:rFonts w:ascii="Cambria" w:hAnsi="Cambria" w:cs="Times New Roman"/>
                 <w:noProof/>
                 <w:webHidden/>
               </w:rPr>
@@ -1115,15 +1163,15 @@
             </w:r>
             <w:r>
               <w:rPr>
-                <w:rFonts w:ascii="Times New Roman" w:hAnsi="Times New Roman" w:cs="Times New Roman"/>
+                <w:rFonts w:ascii="Cambria" w:hAnsi="Cambria" w:cs="Times New Roman"/>
                 <w:noProof/>
                 <w:webHidden/>
               </w:rPr>
-              <w:t>5</w:t>
-            </w:r>
-            <w:r>
-              <w:rPr>
-                <w:rFonts w:ascii="Times New Roman" w:hAnsi="Times New Roman" w:cs="Times New Roman"/>
+              <w:t>6</w:t>
+            </w:r>
+            <w:r>
+              <w:rPr>
+                <w:rFonts w:ascii="Cambria" w:hAnsi="Cambria" w:cs="Times New Roman"/>
                 <w:noProof/>
                 <w:webHidden/>
               </w:rPr>
@@ -1139,7 +1187,7 @@
             </w:tabs>
             <w:spacing w:after="160"/>
             <w:rPr>
-              <w:rFonts w:ascii="Times New Roman" w:eastAsiaTheme="minorEastAsia" w:hAnsi="Times New Roman" w:cs="Times New Roman"/>
+              <w:rFonts w:ascii="Cambria" w:eastAsiaTheme="minorEastAsia" w:hAnsi="Cambria" w:cs="Times New Roman"/>
               <w:noProof/>
               <w:lang w:val="en-US" w:eastAsia="ja-JP"/>
             </w:rPr>
@@ -1148,14 +1196,14 @@
             <w:r>
               <w:rPr>
                 <w:rStyle w:val="Hyperlink"/>
-                <w:rFonts w:ascii="Times New Roman" w:hAnsi="Times New Roman" w:cs="Times New Roman"/>
+                <w:rFonts w:ascii="Cambria" w:hAnsi="Cambria" w:cs="Times New Roman"/>
                 <w:noProof/>
               </w:rPr>
               <w:t>6. Limitations and Exclusions</w:t>
             </w:r>
             <w:r>
               <w:rPr>
-                <w:rFonts w:ascii="Times New Roman" w:hAnsi="Times New Roman" w:cs="Times New Roman"/>
+                <w:rFonts w:ascii="Cambria" w:hAnsi="Cambria" w:cs="Times New Roman"/>
                 <w:noProof/>
                 <w:webHidden/>
               </w:rPr>
@@ -1163,7 +1211,7 @@
             </w:r>
             <w:r>
               <w:rPr>
-                <w:rFonts w:ascii="Times New Roman" w:hAnsi="Times New Roman" w:cs="Times New Roman"/>
+                <w:rFonts w:ascii="Cambria" w:hAnsi="Cambria" w:cs="Times New Roman"/>
                 <w:noProof/>
                 <w:webHidden/>
               </w:rPr>
@@ -1171,7 +1219,7 @@
             </w:r>
             <w:r>
               <w:rPr>
-                <w:rFonts w:ascii="Times New Roman" w:hAnsi="Times New Roman" w:cs="Times New Roman"/>
+                <w:rFonts w:ascii="Cambria" w:hAnsi="Cambria" w:cs="Times New Roman"/>
                 <w:noProof/>
                 <w:webHidden/>
               </w:rPr>
@@ -1179,14 +1227,14 @@
             </w:r>
             <w:r>
               <w:rPr>
-                <w:rFonts w:ascii="Times New Roman" w:hAnsi="Times New Roman" w:cs="Times New Roman"/>
+                <w:rFonts w:ascii="Cambria" w:hAnsi="Cambria" w:cs="Times New Roman"/>
                 <w:noProof/>
                 <w:webHidden/>
               </w:rPr>
             </w:r>
             <w:r>
               <w:rPr>
-                <w:rFonts w:ascii="Times New Roman" w:hAnsi="Times New Roman" w:cs="Times New Roman"/>
+                <w:rFonts w:ascii="Cambria" w:hAnsi="Cambria" w:cs="Times New Roman"/>
                 <w:noProof/>
                 <w:webHidden/>
               </w:rPr>
@@ -1194,7 +1242,7 @@
             </w:r>
             <w:r>
               <w:rPr>
-                <w:rFonts w:ascii="Times New Roman" w:hAnsi="Times New Roman" w:cs="Times New Roman"/>
+                <w:rFonts w:ascii="Cambria" w:hAnsi="Cambria" w:cs="Times New Roman"/>
                 <w:noProof/>
                 <w:webHidden/>
               </w:rPr>
@@ -1202,7 +1250,7 @@
             </w:r>
             <w:r>
               <w:rPr>
-                <w:rFonts w:ascii="Times New Roman" w:hAnsi="Times New Roman" w:cs="Times New Roman"/>
+                <w:rFonts w:ascii="Cambria" w:hAnsi="Cambria" w:cs="Times New Roman"/>
                 <w:noProof/>
                 <w:webHidden/>
               </w:rPr>
@@ -1213,12 +1261,12 @@
         <w:p>
           <w:pPr>
             <w:rPr>
-              <w:rFonts w:ascii="Times New Roman" w:hAnsi="Times New Roman" w:cs="Times New Roman"/>
+              <w:rFonts w:ascii="Cambria" w:hAnsi="Cambria" w:cs="Times New Roman"/>
             </w:rPr>
           </w:pPr>
           <w:r>
             <w:rPr>
-              <w:rFonts w:ascii="Times New Roman" w:hAnsi="Times New Roman" w:cs="Times New Roman"/>
+              <w:rFonts w:ascii="Cambria" w:hAnsi="Cambria" w:cs="Times New Roman"/>
               <w:b/>
               <w:bCs/>
               <w:noProof/>
@@ -1231,7 +1279,7 @@
     <w:p>
       <w:pPr>
         <w:rPr>
-          <w:rFonts w:ascii="Times New Roman" w:eastAsiaTheme="majorEastAsia" w:hAnsi="Times New Roman" w:cs="Times New Roman"/>
+          <w:rFonts w:ascii="Cambria" w:eastAsiaTheme="majorEastAsia" w:hAnsi="Cambria" w:cs="Times New Roman"/>
           <w:b/>
           <w:color w:val="C00000"/>
           <w:sz w:val="32"/>
@@ -1240,7 +1288,7 @@
       </w:pPr>
       <w:r>
         <w:rPr>
-          <w:rFonts w:ascii="Times New Roman" w:hAnsi="Times New Roman" w:cs="Times New Roman"/>
+          <w:rFonts w:ascii="Cambria" w:hAnsi="Cambria" w:cs="Times New Roman"/>
         </w:rPr>
         <w:br w:type="page"/>
       </w:r>
@@ -1250,7 +1298,7 @@
         <w:pStyle w:val="Heading1"/>
         <w:spacing w:before="0" w:after="160"/>
         <w:rPr>
-          <w:rFonts w:ascii="Times New Roman" w:hAnsi="Times New Roman" w:cs="Times New Roman"/>
+          <w:rFonts w:ascii="Cambria" w:hAnsi="Cambria" w:cs="Times New Roman"/>
         </w:rPr>
       </w:pPr>
       <w:bookmarkStart w:id="0" w:name="_Toc83330272"/>
@@ -1259,7 +1307,7 @@
       <w:bookmarkStart w:id="3" w:name="_Toc82376799"/>
       <w:r>
         <w:rPr>
-          <w:rFonts w:ascii="Times New Roman" w:hAnsi="Times New Roman" w:cs="Times New Roman"/>
+          <w:rFonts w:ascii="Cambria" w:hAnsi="Cambria" w:cs="Times New Roman"/>
         </w:rPr>
         <w:lastRenderedPageBreak/>
         <w:t>Record of Changes</w:t>
@@ -1304,12 +1352,12 @@
               <w:pStyle w:val="HeadingLv1"/>
               <w:spacing w:before="0" w:after="160"/>
               <w:rPr>
-                <w:rFonts w:ascii="Times New Roman" w:hAnsi="Times New Roman" w:cs="Times New Roman"/>
+                <w:rFonts w:ascii="Cambria" w:hAnsi="Cambria" w:cs="Times New Roman"/>
               </w:rPr>
             </w:pPr>
             <w:r>
               <w:rPr>
-                <w:rFonts w:ascii="Times New Roman" w:hAnsi="Times New Roman" w:cs="Times New Roman"/>
+                <w:rFonts w:ascii="Cambria" w:hAnsi="Cambria" w:cs="Times New Roman"/>
               </w:rPr>
               <w:t>Date</w:t>
             </w:r>
@@ -1325,18 +1373,18 @@
               <w:pStyle w:val="HeadingLv1"/>
               <w:spacing w:before="0" w:after="160"/>
               <w:rPr>
-                <w:rFonts w:ascii="Times New Roman" w:hAnsi="Times New Roman" w:cs="Times New Roman"/>
+                <w:rFonts w:ascii="Cambria" w:hAnsi="Cambria" w:cs="Times New Roman"/>
               </w:rPr>
             </w:pPr>
             <w:r>
               <w:rPr>
-                <w:rFonts w:ascii="Times New Roman" w:hAnsi="Times New Roman" w:cs="Times New Roman"/>
+                <w:rFonts w:ascii="Cambria" w:hAnsi="Cambria" w:cs="Times New Roman"/>
               </w:rPr>
               <w:t>A*</w:t>
             </w:r>
             <w:r>
               <w:rPr>
-                <w:rFonts w:ascii="Times New Roman" w:hAnsi="Times New Roman" w:cs="Times New Roman"/>
+                <w:rFonts w:ascii="Cambria" w:hAnsi="Cambria" w:cs="Times New Roman"/>
               </w:rPr>
               <w:br/>
               <w:t>M, D</w:t>
@@ -1353,12 +1401,12 @@
               <w:pStyle w:val="HeadingLv1"/>
               <w:spacing w:before="0" w:after="160"/>
               <w:rPr>
-                <w:rFonts w:ascii="Times New Roman" w:hAnsi="Times New Roman" w:cs="Times New Roman"/>
+                <w:rFonts w:ascii="Cambria" w:hAnsi="Cambria" w:cs="Times New Roman"/>
               </w:rPr>
             </w:pPr>
             <w:r>
               <w:rPr>
-                <w:rFonts w:ascii="Times New Roman" w:hAnsi="Times New Roman" w:cs="Times New Roman"/>
+                <w:rFonts w:ascii="Cambria" w:hAnsi="Cambria" w:cs="Times New Roman"/>
               </w:rPr>
               <w:t>In charge</w:t>
             </w:r>
@@ -1374,12 +1422,12 @@
               <w:pStyle w:val="HeadingLv1"/>
               <w:spacing w:before="0" w:after="160"/>
               <w:rPr>
-                <w:rFonts w:ascii="Times New Roman" w:hAnsi="Times New Roman" w:cs="Times New Roman"/>
+                <w:rFonts w:ascii="Cambria" w:hAnsi="Cambria" w:cs="Times New Roman"/>
               </w:rPr>
             </w:pPr>
             <w:r>
               <w:rPr>
-                <w:rFonts w:ascii="Times New Roman" w:hAnsi="Times New Roman" w:cs="Times New Roman"/>
+                <w:rFonts w:ascii="Cambria" w:hAnsi="Cambria" w:cs="Times New Roman"/>
               </w:rPr>
               <w:t>Change Description</w:t>
             </w:r>
@@ -1396,7 +1444,7 @@
               <w:pStyle w:val="Bang0"/>
               <w:spacing w:before="0" w:after="160"/>
               <w:rPr>
-                <w:rFonts w:ascii="Times New Roman" w:hAnsi="Times New Roman" w:cs="Times New Roman"/>
+                <w:rFonts w:ascii="Cambria" w:hAnsi="Cambria" w:cs="Times New Roman"/>
               </w:rPr>
             </w:pPr>
           </w:p>
@@ -1410,7 +1458,7 @@
               <w:pStyle w:val="Bang0"/>
               <w:spacing w:before="0" w:after="160"/>
               <w:rPr>
-                <w:rFonts w:ascii="Times New Roman" w:hAnsi="Times New Roman" w:cs="Times New Roman"/>
+                <w:rFonts w:ascii="Cambria" w:hAnsi="Cambria" w:cs="Times New Roman"/>
               </w:rPr>
             </w:pPr>
           </w:p>
@@ -1424,7 +1472,7 @@
               <w:pStyle w:val="Bang0"/>
               <w:spacing w:before="0" w:after="160"/>
               <w:rPr>
-                <w:rFonts w:ascii="Times New Roman" w:hAnsi="Times New Roman" w:cs="Times New Roman"/>
+                <w:rFonts w:ascii="Cambria" w:hAnsi="Cambria" w:cs="Times New Roman"/>
               </w:rPr>
             </w:pPr>
           </w:p>
@@ -1438,7 +1486,7 @@
               <w:pStyle w:val="Bang0"/>
               <w:spacing w:before="0" w:after="160"/>
               <w:rPr>
-                <w:rFonts w:ascii="Times New Roman" w:hAnsi="Times New Roman" w:cs="Times New Roman"/>
+                <w:rFonts w:ascii="Cambria" w:hAnsi="Cambria" w:cs="Times New Roman"/>
               </w:rPr>
             </w:pPr>
           </w:p>
@@ -1454,7 +1502,7 @@
               <w:pStyle w:val="Bang0"/>
               <w:spacing w:before="0" w:after="160"/>
               <w:rPr>
-                <w:rFonts w:ascii="Times New Roman" w:hAnsi="Times New Roman" w:cs="Times New Roman"/>
+                <w:rFonts w:ascii="Cambria" w:hAnsi="Cambria" w:cs="Times New Roman"/>
               </w:rPr>
             </w:pPr>
           </w:p>
@@ -1468,7 +1516,7 @@
               <w:pStyle w:val="Bang0"/>
               <w:spacing w:before="0" w:after="160"/>
               <w:rPr>
-                <w:rFonts w:ascii="Times New Roman" w:hAnsi="Times New Roman" w:cs="Times New Roman"/>
+                <w:rFonts w:ascii="Cambria" w:hAnsi="Cambria" w:cs="Times New Roman"/>
               </w:rPr>
             </w:pPr>
           </w:p>
@@ -1482,7 +1530,7 @@
               <w:pStyle w:val="Bang0"/>
               <w:spacing w:before="0" w:after="160"/>
               <w:rPr>
-                <w:rFonts w:ascii="Times New Roman" w:hAnsi="Times New Roman" w:cs="Times New Roman"/>
+                <w:rFonts w:ascii="Cambria" w:hAnsi="Cambria" w:cs="Times New Roman"/>
               </w:rPr>
             </w:pPr>
           </w:p>
@@ -1496,7 +1544,7 @@
               <w:pStyle w:val="Bang0"/>
               <w:spacing w:before="0" w:after="160"/>
               <w:rPr>
-                <w:rFonts w:ascii="Times New Roman" w:hAnsi="Times New Roman" w:cs="Times New Roman"/>
+                <w:rFonts w:ascii="Cambria" w:hAnsi="Cambria" w:cs="Times New Roman"/>
               </w:rPr>
             </w:pPr>
           </w:p>
@@ -1512,7 +1560,7 @@
               <w:pStyle w:val="Bang0"/>
               <w:spacing w:before="0" w:after="160"/>
               <w:rPr>
-                <w:rFonts w:ascii="Times New Roman" w:hAnsi="Times New Roman" w:cs="Times New Roman"/>
+                <w:rFonts w:ascii="Cambria" w:hAnsi="Cambria" w:cs="Times New Roman"/>
               </w:rPr>
             </w:pPr>
           </w:p>
@@ -1526,7 +1574,7 @@
               <w:pStyle w:val="Bang0"/>
               <w:spacing w:before="0" w:after="160"/>
               <w:rPr>
-                <w:rFonts w:ascii="Times New Roman" w:hAnsi="Times New Roman" w:cs="Times New Roman"/>
+                <w:rFonts w:ascii="Cambria" w:hAnsi="Cambria" w:cs="Times New Roman"/>
               </w:rPr>
             </w:pPr>
           </w:p>
@@ -1540,7 +1588,7 @@
               <w:pStyle w:val="Bang0"/>
               <w:spacing w:before="0" w:after="160"/>
               <w:rPr>
-                <w:rFonts w:ascii="Times New Roman" w:hAnsi="Times New Roman" w:cs="Times New Roman"/>
+                <w:rFonts w:ascii="Cambria" w:hAnsi="Cambria" w:cs="Times New Roman"/>
               </w:rPr>
             </w:pPr>
           </w:p>
@@ -1554,7 +1602,7 @@
               <w:pStyle w:val="Bang0"/>
               <w:spacing w:before="0" w:after="160"/>
               <w:rPr>
-                <w:rFonts w:ascii="Times New Roman" w:hAnsi="Times New Roman" w:cs="Times New Roman"/>
+                <w:rFonts w:ascii="Cambria" w:hAnsi="Cambria" w:cs="Times New Roman"/>
               </w:rPr>
             </w:pPr>
           </w:p>
@@ -1570,7 +1618,7 @@
               <w:pStyle w:val="Bang0"/>
               <w:spacing w:before="0" w:after="160"/>
               <w:rPr>
-                <w:rFonts w:ascii="Times New Roman" w:hAnsi="Times New Roman" w:cs="Times New Roman"/>
+                <w:rFonts w:ascii="Cambria" w:hAnsi="Cambria" w:cs="Times New Roman"/>
               </w:rPr>
             </w:pPr>
           </w:p>
@@ -1584,7 +1632,7 @@
               <w:pStyle w:val="Bang0"/>
               <w:spacing w:before="0" w:after="160"/>
               <w:rPr>
-                <w:rFonts w:ascii="Times New Roman" w:hAnsi="Times New Roman" w:cs="Times New Roman"/>
+                <w:rFonts w:ascii="Cambria" w:hAnsi="Cambria" w:cs="Times New Roman"/>
               </w:rPr>
             </w:pPr>
           </w:p>
@@ -1598,7 +1646,7 @@
               <w:pStyle w:val="Bang0"/>
               <w:spacing w:before="0" w:after="160"/>
               <w:rPr>
-                <w:rFonts w:ascii="Times New Roman" w:hAnsi="Times New Roman" w:cs="Times New Roman"/>
+                <w:rFonts w:ascii="Cambria" w:hAnsi="Cambria" w:cs="Times New Roman"/>
               </w:rPr>
             </w:pPr>
           </w:p>
@@ -1612,7 +1660,7 @@
               <w:pStyle w:val="Bang0"/>
               <w:spacing w:before="0" w:after="160"/>
               <w:rPr>
-                <w:rFonts w:ascii="Times New Roman" w:hAnsi="Times New Roman" w:cs="Times New Roman"/>
+                <w:rFonts w:ascii="Cambria" w:hAnsi="Cambria" w:cs="Times New Roman"/>
               </w:rPr>
             </w:pPr>
           </w:p>
@@ -1628,7 +1676,7 @@
               <w:pStyle w:val="Bang0"/>
               <w:spacing w:before="0" w:after="160"/>
               <w:rPr>
-                <w:rFonts w:ascii="Times New Roman" w:hAnsi="Times New Roman" w:cs="Times New Roman"/>
+                <w:rFonts w:ascii="Cambria" w:hAnsi="Cambria" w:cs="Times New Roman"/>
               </w:rPr>
             </w:pPr>
           </w:p>
@@ -1642,7 +1690,7 @@
               <w:pStyle w:val="Bang0"/>
               <w:spacing w:before="0" w:after="160"/>
               <w:rPr>
-                <w:rFonts w:ascii="Times New Roman" w:hAnsi="Times New Roman" w:cs="Times New Roman"/>
+                <w:rFonts w:ascii="Cambria" w:hAnsi="Cambria" w:cs="Times New Roman"/>
               </w:rPr>
             </w:pPr>
           </w:p>
@@ -1656,7 +1704,7 @@
               <w:pStyle w:val="Bang0"/>
               <w:spacing w:before="0" w:after="160"/>
               <w:rPr>
-                <w:rFonts w:ascii="Times New Roman" w:hAnsi="Times New Roman" w:cs="Times New Roman"/>
+                <w:rFonts w:ascii="Cambria" w:hAnsi="Cambria" w:cs="Times New Roman"/>
               </w:rPr>
             </w:pPr>
           </w:p>
@@ -1670,7 +1718,7 @@
               <w:pStyle w:val="Bang0"/>
               <w:spacing w:before="0" w:after="160"/>
               <w:rPr>
-                <w:rFonts w:ascii="Times New Roman" w:hAnsi="Times New Roman" w:cs="Times New Roman"/>
+                <w:rFonts w:ascii="Cambria" w:hAnsi="Cambria" w:cs="Times New Roman"/>
               </w:rPr>
             </w:pPr>
           </w:p>
@@ -1686,7 +1734,7 @@
               <w:pStyle w:val="Bang0"/>
               <w:spacing w:before="0" w:after="160"/>
               <w:rPr>
-                <w:rFonts w:ascii="Times New Roman" w:hAnsi="Times New Roman" w:cs="Times New Roman"/>
+                <w:rFonts w:ascii="Cambria" w:hAnsi="Cambria" w:cs="Times New Roman"/>
               </w:rPr>
             </w:pPr>
           </w:p>
@@ -1700,7 +1748,7 @@
               <w:pStyle w:val="Bang0"/>
               <w:spacing w:before="0" w:after="160"/>
               <w:rPr>
-                <w:rFonts w:ascii="Times New Roman" w:hAnsi="Times New Roman" w:cs="Times New Roman"/>
+                <w:rFonts w:ascii="Cambria" w:hAnsi="Cambria" w:cs="Times New Roman"/>
               </w:rPr>
             </w:pPr>
           </w:p>
@@ -1714,7 +1762,7 @@
               <w:pStyle w:val="Bang0"/>
               <w:spacing w:before="0" w:after="160"/>
               <w:rPr>
-                <w:rFonts w:ascii="Times New Roman" w:hAnsi="Times New Roman" w:cs="Times New Roman"/>
+                <w:rFonts w:ascii="Cambria" w:hAnsi="Cambria" w:cs="Times New Roman"/>
               </w:rPr>
             </w:pPr>
           </w:p>
@@ -1728,7 +1776,7 @@
               <w:pStyle w:val="Bang0"/>
               <w:spacing w:before="0" w:after="160"/>
               <w:rPr>
-                <w:rFonts w:ascii="Times New Roman" w:hAnsi="Times New Roman" w:cs="Times New Roman"/>
+                <w:rFonts w:ascii="Cambria" w:hAnsi="Cambria" w:cs="Times New Roman"/>
               </w:rPr>
             </w:pPr>
           </w:p>
@@ -1744,7 +1792,7 @@
               <w:pStyle w:val="Bang0"/>
               <w:spacing w:before="0" w:after="160"/>
               <w:rPr>
-                <w:rFonts w:ascii="Times New Roman" w:hAnsi="Times New Roman" w:cs="Times New Roman"/>
+                <w:rFonts w:ascii="Cambria" w:hAnsi="Cambria" w:cs="Times New Roman"/>
               </w:rPr>
             </w:pPr>
           </w:p>
@@ -1758,7 +1806,7 @@
               <w:pStyle w:val="Bang0"/>
               <w:spacing w:before="0" w:after="160"/>
               <w:rPr>
-                <w:rFonts w:ascii="Times New Roman" w:hAnsi="Times New Roman" w:cs="Times New Roman"/>
+                <w:rFonts w:ascii="Cambria" w:hAnsi="Cambria" w:cs="Times New Roman"/>
               </w:rPr>
             </w:pPr>
           </w:p>
@@ -1772,7 +1820,7 @@
               <w:pStyle w:val="Bang0"/>
               <w:spacing w:before="0" w:after="160"/>
               <w:rPr>
-                <w:rFonts w:ascii="Times New Roman" w:hAnsi="Times New Roman" w:cs="Times New Roman"/>
+                <w:rFonts w:ascii="Cambria" w:hAnsi="Cambria" w:cs="Times New Roman"/>
               </w:rPr>
             </w:pPr>
           </w:p>
@@ -1786,7 +1834,7 @@
               <w:pStyle w:val="Bang0"/>
               <w:spacing w:before="0" w:after="160"/>
               <w:rPr>
-                <w:rFonts w:ascii="Times New Roman" w:hAnsi="Times New Roman" w:cs="Times New Roman"/>
+                <w:rFonts w:ascii="Cambria" w:hAnsi="Cambria" w:cs="Times New Roman"/>
               </w:rPr>
             </w:pPr>
           </w:p>
@@ -1802,7 +1850,7 @@
               <w:pStyle w:val="Bang0"/>
               <w:spacing w:before="0" w:after="160"/>
               <w:rPr>
-                <w:rFonts w:ascii="Times New Roman" w:hAnsi="Times New Roman" w:cs="Times New Roman"/>
+                <w:rFonts w:ascii="Cambria" w:hAnsi="Cambria" w:cs="Times New Roman"/>
               </w:rPr>
             </w:pPr>
           </w:p>
@@ -1816,7 +1864,7 @@
               <w:pStyle w:val="Bang0"/>
               <w:spacing w:before="0" w:after="160"/>
               <w:rPr>
-                <w:rFonts w:ascii="Times New Roman" w:hAnsi="Times New Roman" w:cs="Times New Roman"/>
+                <w:rFonts w:ascii="Cambria" w:hAnsi="Cambria" w:cs="Times New Roman"/>
               </w:rPr>
             </w:pPr>
           </w:p>
@@ -1830,7 +1878,7 @@
               <w:pStyle w:val="Bang0"/>
               <w:spacing w:before="0" w:after="160"/>
               <w:rPr>
-                <w:rFonts w:ascii="Times New Roman" w:hAnsi="Times New Roman" w:cs="Times New Roman"/>
+                <w:rFonts w:ascii="Cambria" w:hAnsi="Cambria" w:cs="Times New Roman"/>
               </w:rPr>
             </w:pPr>
           </w:p>
@@ -1844,7 +1892,7 @@
               <w:pStyle w:val="Bang0"/>
               <w:spacing w:before="0" w:after="160"/>
               <w:rPr>
-                <w:rFonts w:ascii="Times New Roman" w:hAnsi="Times New Roman" w:cs="Times New Roman"/>
+                <w:rFonts w:ascii="Cambria" w:hAnsi="Cambria" w:cs="Times New Roman"/>
               </w:rPr>
             </w:pPr>
           </w:p>
@@ -1860,7 +1908,7 @@
               <w:pStyle w:val="Bang0"/>
               <w:spacing w:before="0" w:after="160"/>
               <w:rPr>
-                <w:rFonts w:ascii="Times New Roman" w:hAnsi="Times New Roman" w:cs="Times New Roman"/>
+                <w:rFonts w:ascii="Cambria" w:hAnsi="Cambria" w:cs="Times New Roman"/>
               </w:rPr>
             </w:pPr>
           </w:p>
@@ -1874,7 +1922,7 @@
               <w:pStyle w:val="Bang0"/>
               <w:spacing w:before="0" w:after="160"/>
               <w:rPr>
-                <w:rFonts w:ascii="Times New Roman" w:hAnsi="Times New Roman" w:cs="Times New Roman"/>
+                <w:rFonts w:ascii="Cambria" w:hAnsi="Cambria" w:cs="Times New Roman"/>
               </w:rPr>
             </w:pPr>
           </w:p>
@@ -1888,7 +1936,7 @@
               <w:pStyle w:val="Bang0"/>
               <w:spacing w:before="0" w:after="160"/>
               <w:rPr>
-                <w:rFonts w:ascii="Times New Roman" w:hAnsi="Times New Roman" w:cs="Times New Roman"/>
+                <w:rFonts w:ascii="Cambria" w:hAnsi="Cambria" w:cs="Times New Roman"/>
               </w:rPr>
             </w:pPr>
           </w:p>
@@ -1902,7 +1950,7 @@
               <w:pStyle w:val="Bang0"/>
               <w:spacing w:before="0" w:after="160"/>
               <w:rPr>
-                <w:rFonts w:ascii="Times New Roman" w:hAnsi="Times New Roman" w:cs="Times New Roman"/>
+                <w:rFonts w:ascii="Cambria" w:hAnsi="Cambria" w:cs="Times New Roman"/>
               </w:rPr>
             </w:pPr>
           </w:p>
@@ -1918,7 +1966,7 @@
               <w:pStyle w:val="Bang0"/>
               <w:spacing w:before="0" w:after="160"/>
               <w:rPr>
-                <w:rFonts w:ascii="Times New Roman" w:hAnsi="Times New Roman" w:cs="Times New Roman"/>
+                <w:rFonts w:ascii="Cambria" w:hAnsi="Cambria" w:cs="Times New Roman"/>
               </w:rPr>
             </w:pPr>
           </w:p>
@@ -1932,7 +1980,7 @@
               <w:pStyle w:val="Bang0"/>
               <w:spacing w:before="0" w:after="160"/>
               <w:rPr>
-                <w:rFonts w:ascii="Times New Roman" w:hAnsi="Times New Roman" w:cs="Times New Roman"/>
+                <w:rFonts w:ascii="Cambria" w:hAnsi="Cambria" w:cs="Times New Roman"/>
               </w:rPr>
             </w:pPr>
           </w:p>
@@ -1946,7 +1994,7 @@
               <w:pStyle w:val="Bang0"/>
               <w:spacing w:before="0" w:after="160"/>
               <w:rPr>
-                <w:rFonts w:ascii="Times New Roman" w:hAnsi="Times New Roman" w:cs="Times New Roman"/>
+                <w:rFonts w:ascii="Cambria" w:hAnsi="Cambria" w:cs="Times New Roman"/>
               </w:rPr>
             </w:pPr>
           </w:p>
@@ -1960,7 +2008,7 @@
               <w:pStyle w:val="Bang0"/>
               <w:spacing w:before="0" w:after="160"/>
               <w:rPr>
-                <w:rFonts w:ascii="Times New Roman" w:hAnsi="Times New Roman" w:cs="Times New Roman"/>
+                <w:rFonts w:ascii="Cambria" w:hAnsi="Cambria" w:cs="Times New Roman"/>
               </w:rPr>
             </w:pPr>
           </w:p>
@@ -1976,7 +2024,7 @@
               <w:pStyle w:val="Bang0"/>
               <w:spacing w:before="0" w:after="160"/>
               <w:rPr>
-                <w:rFonts w:ascii="Times New Roman" w:hAnsi="Times New Roman" w:cs="Times New Roman"/>
+                <w:rFonts w:ascii="Cambria" w:hAnsi="Cambria" w:cs="Times New Roman"/>
               </w:rPr>
             </w:pPr>
           </w:p>
@@ -1990,7 +2038,7 @@
               <w:pStyle w:val="Bang0"/>
               <w:spacing w:before="0" w:after="160"/>
               <w:rPr>
-                <w:rFonts w:ascii="Times New Roman" w:hAnsi="Times New Roman" w:cs="Times New Roman"/>
+                <w:rFonts w:ascii="Cambria" w:hAnsi="Cambria" w:cs="Times New Roman"/>
               </w:rPr>
             </w:pPr>
           </w:p>
@@ -2004,7 +2052,7 @@
               <w:pStyle w:val="Bang0"/>
               <w:spacing w:before="0" w:after="160"/>
               <w:rPr>
-                <w:rFonts w:ascii="Times New Roman" w:hAnsi="Times New Roman" w:cs="Times New Roman"/>
+                <w:rFonts w:ascii="Cambria" w:hAnsi="Cambria" w:cs="Times New Roman"/>
               </w:rPr>
             </w:pPr>
           </w:p>
@@ -2018,7 +2066,7 @@
               <w:pStyle w:val="Bang0"/>
               <w:spacing w:before="0" w:after="160"/>
               <w:rPr>
-                <w:rFonts w:ascii="Times New Roman" w:hAnsi="Times New Roman" w:cs="Times New Roman"/>
+                <w:rFonts w:ascii="Cambria" w:hAnsi="Cambria" w:cs="Times New Roman"/>
               </w:rPr>
             </w:pPr>
           </w:p>
@@ -2034,7 +2082,7 @@
               <w:pStyle w:val="Bang0"/>
               <w:spacing w:before="0" w:after="160"/>
               <w:rPr>
-                <w:rFonts w:ascii="Times New Roman" w:hAnsi="Times New Roman" w:cs="Times New Roman"/>
+                <w:rFonts w:ascii="Cambria" w:hAnsi="Cambria" w:cs="Times New Roman"/>
               </w:rPr>
             </w:pPr>
           </w:p>
@@ -2048,7 +2096,7 @@
               <w:pStyle w:val="Bang0"/>
               <w:spacing w:before="0" w:after="160"/>
               <w:rPr>
-                <w:rFonts w:ascii="Times New Roman" w:hAnsi="Times New Roman" w:cs="Times New Roman"/>
+                <w:rFonts w:ascii="Cambria" w:hAnsi="Cambria" w:cs="Times New Roman"/>
               </w:rPr>
             </w:pPr>
           </w:p>
@@ -2062,7 +2110,7 @@
               <w:pStyle w:val="Bang0"/>
               <w:spacing w:before="0" w:after="160"/>
               <w:rPr>
-                <w:rFonts w:ascii="Times New Roman" w:hAnsi="Times New Roman" w:cs="Times New Roman"/>
+                <w:rFonts w:ascii="Cambria" w:hAnsi="Cambria" w:cs="Times New Roman"/>
               </w:rPr>
             </w:pPr>
           </w:p>
@@ -2076,7 +2124,7 @@
               <w:pStyle w:val="Bang0"/>
               <w:spacing w:before="0" w:after="160"/>
               <w:rPr>
-                <w:rFonts w:ascii="Times New Roman" w:hAnsi="Times New Roman" w:cs="Times New Roman"/>
+                <w:rFonts w:ascii="Cambria" w:hAnsi="Cambria" w:cs="Times New Roman"/>
               </w:rPr>
             </w:pPr>
           </w:p>
@@ -2092,7 +2140,7 @@
               <w:pStyle w:val="Bang0"/>
               <w:spacing w:before="0" w:after="160"/>
               <w:rPr>
-                <w:rFonts w:ascii="Times New Roman" w:hAnsi="Times New Roman" w:cs="Times New Roman"/>
+                <w:rFonts w:ascii="Cambria" w:hAnsi="Cambria" w:cs="Times New Roman"/>
               </w:rPr>
             </w:pPr>
           </w:p>
@@ -2106,7 +2154,7 @@
               <w:pStyle w:val="Bang0"/>
               <w:spacing w:before="0" w:after="160"/>
               <w:rPr>
-                <w:rFonts w:ascii="Times New Roman" w:hAnsi="Times New Roman" w:cs="Times New Roman"/>
+                <w:rFonts w:ascii="Cambria" w:hAnsi="Cambria" w:cs="Times New Roman"/>
               </w:rPr>
             </w:pPr>
           </w:p>
@@ -2120,7 +2168,7 @@
               <w:pStyle w:val="Bang0"/>
               <w:spacing w:before="0" w:after="160"/>
               <w:rPr>
-                <w:rFonts w:ascii="Times New Roman" w:hAnsi="Times New Roman" w:cs="Times New Roman"/>
+                <w:rFonts w:ascii="Cambria" w:hAnsi="Cambria" w:cs="Times New Roman"/>
               </w:rPr>
             </w:pPr>
           </w:p>
@@ -2134,7 +2182,7 @@
               <w:pStyle w:val="Bang0"/>
               <w:spacing w:before="0" w:after="160"/>
               <w:rPr>
-                <w:rFonts w:ascii="Times New Roman" w:hAnsi="Times New Roman" w:cs="Times New Roman"/>
+                <w:rFonts w:ascii="Cambria" w:hAnsi="Cambria" w:cs="Times New Roman"/>
               </w:rPr>
             </w:pPr>
           </w:p>
@@ -2144,14 +2192,14 @@
     <w:p>
       <w:pPr>
         <w:rPr>
-          <w:rFonts w:ascii="Times New Roman" w:hAnsi="Times New Roman" w:cs="Times New Roman"/>
+          <w:rFonts w:ascii="Cambria" w:hAnsi="Cambria" w:cs="Times New Roman"/>
           <w:sz w:val="28"/>
           <w:szCs w:val="28"/>
         </w:rPr>
       </w:pPr>
       <w:r>
         <w:rPr>
-          <w:rFonts w:ascii="Times New Roman" w:hAnsi="Times New Roman" w:cs="Times New Roman"/>
+          <w:rFonts w:ascii="Cambria" w:hAnsi="Cambria" w:cs="Times New Roman"/>
         </w:rPr>
         <w:t>*A - Added M - Modified D - Deleted</w:t>
       </w:r>
@@ -2159,7 +2207,7 @@
     <w:p>
       <w:pPr>
         <w:rPr>
-          <w:rFonts w:ascii="Times New Roman" w:eastAsiaTheme="majorEastAsia" w:hAnsi="Times New Roman" w:cs="Times New Roman"/>
+          <w:rFonts w:ascii="Cambria" w:eastAsiaTheme="majorEastAsia" w:hAnsi="Cambria" w:cs="Times New Roman"/>
           <w:b/>
           <w:color w:val="C00000"/>
           <w:sz w:val="32"/>
@@ -2168,7 +2216,7 @@
       </w:pPr>
       <w:r>
         <w:rPr>
-          <w:rFonts w:ascii="Times New Roman" w:hAnsi="Times New Roman" w:cs="Times New Roman"/>
+          <w:rFonts w:ascii="Cambria" w:hAnsi="Cambria" w:cs="Times New Roman"/>
         </w:rPr>
         <w:br w:type="page"/>
       </w:r>
@@ -2178,7 +2226,7 @@
         <w:pStyle w:val="Heading1"/>
         <w:spacing w:before="0" w:after="160"/>
         <w:rPr>
-          <w:rFonts w:ascii="Times New Roman" w:hAnsi="Times New Roman" w:cs="Times New Roman"/>
+          <w:rFonts w:ascii="Cambria" w:hAnsi="Cambria" w:cs="Times New Roman"/>
           <w:sz w:val="34"/>
           <w:szCs w:val="34"/>
         </w:rPr>
@@ -2187,7 +2235,7 @@
       <w:bookmarkEnd w:id="3"/>
       <w:r>
         <w:rPr>
-          <w:rFonts w:ascii="Times New Roman" w:hAnsi="Times New Roman" w:cs="Times New Roman"/>
+          <w:rFonts w:ascii="Cambria" w:hAnsi="Cambria" w:cs="Times New Roman"/>
           <w:sz w:val="34"/>
           <w:szCs w:val="34"/>
         </w:rPr>
@@ -2200,15 +2248,27 @@
       <w:pPr>
         <w:pStyle w:val="Heading2"/>
         <w:spacing w:after="160"/>
+        <w:rPr>
+          <w:rFonts w:ascii="Cambria" w:hAnsi="Cambria"/>
+        </w:rPr>
       </w:pPr>
       <w:bookmarkStart w:id="5" w:name="_Toc155526842"/>
       <w:r>
+        <w:rPr>
+          <w:rFonts w:ascii="Cambria" w:hAnsi="Cambria"/>
+        </w:rPr>
         <w:t xml:space="preserve">1. </w:t>
       </w:r>
       <w:r>
+        <w:rPr>
+          <w:rFonts w:ascii="Cambria" w:hAnsi="Cambria"/>
+        </w:rPr>
         <w:t xml:space="preserve">Product </w:t>
       </w:r>
       <w:r>
+        <w:rPr>
+          <w:rFonts w:ascii="Cambria" w:hAnsi="Cambria"/>
+        </w:rPr>
         <w:t>Background</w:t>
       </w:r>
       <w:bookmarkEnd w:id="5"/>
@@ -2217,7 +2277,7 @@
       <w:pPr>
         <w:jc w:val="both"/>
         <w:rPr>
-          <w:rFonts w:ascii="Times New Roman" w:hAnsi="Times New Roman" w:cs="Times New Roman"/>
+          <w:rFonts w:ascii="Cambria" w:hAnsi="Cambria" w:cs="Times New Roman"/>
           <w:iCs/>
           <w:color w:val="000000" w:themeColor="text1"/>
           <w:sz w:val="24"/>
@@ -2227,7 +2287,7 @@
       </w:pPr>
       <w:r>
         <w:rPr>
-          <w:rFonts w:ascii="Times New Roman" w:hAnsi="Times New Roman" w:cs="Times New Roman"/>
+          <w:rFonts w:ascii="Cambria" w:hAnsi="Cambria" w:cs="Times New Roman"/>
           <w:iCs/>
           <w:color w:val="000000" w:themeColor="text1"/>
           <w:sz w:val="24"/>
@@ -2241,7 +2301,7 @@
       <w:pPr>
         <w:jc w:val="both"/>
         <w:rPr>
-          <w:rFonts w:ascii="Times New Roman" w:hAnsi="Times New Roman" w:cs="Times New Roman"/>
+          <w:rFonts w:ascii="Cambria" w:hAnsi="Cambria" w:cs="Times New Roman"/>
           <w:iCs/>
           <w:color w:val="000000" w:themeColor="text1"/>
           <w:sz w:val="24"/>
@@ -2251,7 +2311,7 @@
       </w:pPr>
       <w:r>
         <w:rPr>
-          <w:rFonts w:ascii="Times New Roman" w:hAnsi="Times New Roman" w:cs="Times New Roman"/>
+          <w:rFonts w:ascii="Cambria" w:hAnsi="Cambria" w:cs="Times New Roman"/>
           <w:iCs/>
           <w:color w:val="000000" w:themeColor="text1"/>
           <w:sz w:val="24"/>
@@ -2265,10 +2325,16 @@
       <w:pPr>
         <w:pStyle w:val="Heading2"/>
         <w:spacing w:after="160"/>
+        <w:rPr>
+          <w:rFonts w:ascii="Cambria" w:hAnsi="Cambria"/>
+        </w:rPr>
       </w:pPr>
       <w:bookmarkStart w:id="6" w:name="_Toc83330278"/>
       <w:bookmarkStart w:id="7" w:name="_Toc155526843"/>
       <w:r>
+        <w:rPr>
+          <w:rFonts w:ascii="Cambria" w:hAnsi="Cambria"/>
+        </w:rPr>
         <w:t>2. Existing Systems</w:t>
       </w:r>
       <w:bookmarkEnd w:id="6"/>
@@ -2278,7 +2344,7 @@
       <w:pPr>
         <w:jc w:val="both"/>
         <w:rPr>
-          <w:rFonts w:ascii="Times New Roman" w:hAnsi="Times New Roman" w:cs="Times New Roman"/>
+          <w:rFonts w:ascii="Cambria" w:hAnsi="Cambria" w:cs="Times New Roman"/>
           <w:color w:val="000000" w:themeColor="text1"/>
           <w:sz w:val="24"/>
           <w:szCs w:val="24"/>
@@ -2286,7 +2352,7 @@
       </w:pPr>
       <w:r>
         <w:rPr>
-          <w:rFonts w:ascii="Times New Roman" w:hAnsi="Times New Roman" w:cs="Times New Roman"/>
+          <w:rFonts w:ascii="Cambria" w:hAnsi="Cambria" w:cs="Times New Roman"/>
           <w:color w:val="000000" w:themeColor="text1"/>
           <w:sz w:val="24"/>
           <w:szCs w:val="24"/>
@@ -2303,7 +2369,7 @@
         </w:numPr>
         <w:spacing w:after="160"/>
         <w:rPr>
-          <w:rFonts w:ascii="Times New Roman" w:hAnsi="Times New Roman" w:cs="Times New Roman"/>
+          <w:rFonts w:ascii="Cambria" w:hAnsi="Cambria" w:cs="Times New Roman"/>
           <w:sz w:val="26"/>
           <w:szCs w:val="26"/>
         </w:rPr>
@@ -2312,7 +2378,7 @@
       <w:bookmarkStart w:id="9" w:name="_Toc155526844"/>
       <w:r>
         <w:rPr>
-          <w:rFonts w:ascii="Times New Roman" w:hAnsi="Times New Roman" w:cs="Times New Roman"/>
+          <w:rFonts w:ascii="Cambria" w:hAnsi="Cambria" w:cs="Times New Roman"/>
           <w:sz w:val="26"/>
           <w:szCs w:val="26"/>
         </w:rPr>
@@ -2322,12 +2388,58 @@
       <w:bookmarkEnd w:id="9"/>
       <w:r>
         <w:rPr>
-          <w:rFonts w:ascii="Times New Roman" w:hAnsi="Times New Roman" w:cs="Times New Roman"/>
+          <w:rFonts w:ascii="Cambria" w:hAnsi="Cambria" w:cs="Times New Roman"/>
           <w:sz w:val="26"/>
           <w:szCs w:val="26"/>
         </w:rPr>
         <w:t>Jira Software Cloud</w:t>
       </w:r>
+    </w:p>
+    <w:p>
+      <w:pPr>
+        <w:rPr>
+          <w:rFonts w:ascii="Cambria" w:hAnsi="Cambria" w:cs="Times New Roman"/>
+          <w:sz w:val="24"/>
+          <w:szCs w:val="24"/>
+        </w:rPr>
+      </w:pPr>
+      <w:r>
+        <w:rPr>
+          <w:rFonts w:ascii="Cambria" w:hAnsi="Cambria" w:cs="Times New Roman"/>
+          <w:sz w:val="24"/>
+          <w:szCs w:val="24"/>
+        </w:rPr>
+        <w:t xml:space="preserve">Link website: </w:t>
+      </w:r>
+      <w:hyperlink r:id="rId9" w:history="1">
+        <w:r>
+          <w:rPr>
+            <w:rStyle w:val="Hyperlink"/>
+            <w:rFonts w:ascii="Cambria" w:hAnsi="Cambria" w:cs="Times New Roman"/>
+            <w:sz w:val="24"/>
+            <w:szCs w:val="24"/>
+          </w:rPr>
+          <w:t>https://www.atla</w:t>
+        </w:r>
+        <w:r>
+          <w:rPr>
+            <w:rStyle w:val="Hyperlink"/>
+            <w:rFonts w:ascii="Cambria" w:hAnsi="Cambria" w:cs="Times New Roman"/>
+            <w:sz w:val="24"/>
+            <w:szCs w:val="24"/>
+          </w:rPr>
+          <w:t>s</w:t>
+        </w:r>
+        <w:r>
+          <w:rPr>
+            <w:rStyle w:val="Hyperlink"/>
+            <w:rFonts w:ascii="Cambria" w:hAnsi="Cambria" w:cs="Times New Roman"/>
+            <w:sz w:val="24"/>
+            <w:szCs w:val="24"/>
+          </w:rPr>
+          <w:t>sian.com/</w:t>
+        </w:r>
+      </w:hyperlink>
     </w:p>
     <w:p>
       <w:pPr>
@@ -2338,7 +2450,7 @@
         </w:numPr>
         <w:spacing w:after="160"/>
         <w:rPr>
-          <w:rFonts w:ascii="Times New Roman" w:hAnsi="Times New Roman" w:cs="Times New Roman"/>
+          <w:rFonts w:ascii="Cambria" w:hAnsi="Cambria" w:cs="Times New Roman"/>
           <w:b w:val="0"/>
           <w:bCs/>
           <w:lang w:val="en-US"/>
@@ -2348,7 +2460,7 @@
       <w:bookmarkStart w:id="11" w:name="_Toc155526845"/>
       <w:r>
         <w:rPr>
-          <w:rFonts w:ascii="Times New Roman" w:hAnsi="Times New Roman" w:cs="Times New Roman"/>
+          <w:rFonts w:ascii="Cambria" w:hAnsi="Cambria" w:cs="Times New Roman"/>
           <w:b w:val="0"/>
           <w:bCs/>
           <w:lang w:val="en-US"/>
@@ -2365,7 +2477,7 @@
         </w:numPr>
         <w:spacing w:after="160"/>
         <w:rPr>
-          <w:rFonts w:ascii="Times New Roman" w:hAnsi="Times New Roman" w:cs="Times New Roman"/>
+          <w:rFonts w:ascii="Cambria" w:hAnsi="Cambria" w:cs="Times New Roman"/>
           <w:b w:val="0"/>
           <w:bCs/>
           <w:lang w:val="en-US"/>
@@ -2373,7 +2485,7 @@
       </w:pPr>
       <w:r>
         <w:rPr>
-          <w:rFonts w:ascii="Times New Roman" w:hAnsi="Times New Roman" w:cs="Times New Roman"/>
+          <w:rFonts w:ascii="Cambria" w:hAnsi="Cambria" w:cs="Times New Roman"/>
           <w:b w:val="0"/>
           <w:bCs/>
           <w:lang w:val="en-US"/>
@@ -2386,7 +2498,7 @@
         <w:pStyle w:val="Heading3"/>
         <w:spacing w:after="160"/>
         <w:rPr>
-          <w:rFonts w:ascii="Times New Roman" w:hAnsi="Times New Roman" w:cs="Times New Roman"/>
+          <w:rFonts w:ascii="Cambria" w:hAnsi="Cambria" w:cs="Times New Roman"/>
           <w:b w:val="0"/>
           <w:bCs/>
           <w:lang w:val="en-US"/>
@@ -2394,7 +2506,7 @@
       </w:pPr>
       <w:r>
         <w:rPr>
-          <w:rFonts w:ascii="Times New Roman" w:hAnsi="Times New Roman" w:cs="Times New Roman"/>
+          <w:rFonts w:ascii="Cambria" w:hAnsi="Cambria" w:cs="Times New Roman"/>
           <w:b w:val="0"/>
           <w:bCs/>
           <w:lang w:val="en-US"/>
@@ -2407,7 +2519,7 @@
         <w:pStyle w:val="Heading3"/>
         <w:spacing w:after="160"/>
         <w:rPr>
-          <w:rFonts w:ascii="Times New Roman" w:hAnsi="Times New Roman" w:cs="Times New Roman"/>
+          <w:rFonts w:ascii="Cambria" w:hAnsi="Cambria" w:cs="Times New Roman"/>
           <w:b w:val="0"/>
           <w:bCs/>
           <w:lang w:val="en-US"/>
@@ -2415,7 +2527,7 @@
       </w:pPr>
       <w:r>
         <w:rPr>
-          <w:rFonts w:ascii="Times New Roman" w:hAnsi="Times New Roman" w:cs="Times New Roman"/>
+          <w:rFonts w:ascii="Cambria" w:hAnsi="Cambria" w:cs="Times New Roman"/>
           <w:b w:val="0"/>
           <w:bCs/>
           <w:lang w:val="en-US"/>
@@ -2428,7 +2540,7 @@
         <w:pStyle w:val="Heading3"/>
         <w:spacing w:after="160"/>
         <w:rPr>
-          <w:rFonts w:ascii="Times New Roman" w:hAnsi="Times New Roman" w:cs="Times New Roman"/>
+          <w:rFonts w:ascii="Cambria" w:hAnsi="Cambria" w:cs="Times New Roman"/>
           <w:b w:val="0"/>
           <w:bCs/>
           <w:lang w:val="en-US"/>
@@ -2436,7 +2548,7 @@
       </w:pPr>
       <w:r>
         <w:rPr>
-          <w:rFonts w:ascii="Times New Roman" w:hAnsi="Times New Roman" w:cs="Times New Roman"/>
+          <w:rFonts w:ascii="Cambria" w:hAnsi="Cambria" w:cs="Times New Roman"/>
           <w:b w:val="0"/>
           <w:bCs/>
           <w:lang w:val="en-US"/>
@@ -2453,7 +2565,7 @@
         </w:numPr>
         <w:spacing w:after="160"/>
         <w:rPr>
-          <w:rFonts w:ascii="Times New Roman" w:hAnsi="Times New Roman" w:cs="Times New Roman"/>
+          <w:rFonts w:ascii="Cambria" w:hAnsi="Cambria" w:cs="Times New Roman"/>
           <w:b w:val="0"/>
           <w:bCs/>
           <w:lang w:val="en-US"/>
@@ -2461,12 +2573,21 @@
       </w:pPr>
       <w:r>
         <w:rPr>
-          <w:rFonts w:ascii="Times New Roman" w:hAnsi="Times New Roman" w:cs="Times New Roman"/>
+          <w:rFonts w:ascii="Cambria" w:hAnsi="Cambria" w:cs="Times New Roman"/>
           <w:b w:val="0"/>
           <w:bCs/>
           <w:lang w:val="en-US"/>
         </w:rPr>
         <w:t>This system can be demonstrated directly by accessing a real Jira project, showing the project board, issue statuses, and sprint progress. However, Jira does not support the automatic generation of academic documents such as Software Requirements Specification (SRS) or evaluation reports required for the course</w:t>
+      </w:r>
+      <w:r>
+        <w:rPr>
+          <w:rFonts w:ascii="Cambria" w:hAnsi="Cambria" w:cs="Times New Roman"/>
+          <w:b w:val="0"/>
+          <w:bCs/>
+          <w:lang w:val="en-US"/>
+        </w:rPr>
+        <w:t>.</w:t>
       </w:r>
     </w:p>
     <w:p>
@@ -2478,14 +2599,14 @@
         </w:numPr>
         <w:spacing w:after="160"/>
         <w:rPr>
-          <w:rFonts w:ascii="Times New Roman" w:hAnsi="Times New Roman" w:cs="Times New Roman"/>
+          <w:rFonts w:ascii="Cambria" w:hAnsi="Cambria" w:cs="Times New Roman"/>
           <w:sz w:val="26"/>
           <w:szCs w:val="26"/>
         </w:rPr>
       </w:pPr>
       <w:r>
         <w:rPr>
-          <w:rFonts w:ascii="Times New Roman" w:hAnsi="Times New Roman" w:cs="Times New Roman"/>
+          <w:rFonts w:ascii="Cambria" w:hAnsi="Cambria" w:cs="Times New Roman"/>
           <w:sz w:val="26"/>
           <w:szCs w:val="26"/>
         </w:rPr>
@@ -2495,7 +2616,7 @@
       <w:bookmarkEnd w:id="11"/>
       <w:r>
         <w:rPr>
-          <w:rFonts w:ascii="Times New Roman" w:hAnsi="Times New Roman" w:cs="Times New Roman"/>
+          <w:rFonts w:ascii="Cambria" w:hAnsi="Cambria" w:cs="Times New Roman"/>
           <w:sz w:val="26"/>
           <w:szCs w:val="26"/>
         </w:rPr>
@@ -2505,7 +2626,53 @@
     <w:p>
       <w:pPr>
         <w:rPr>
-          <w:rFonts w:ascii="Times New Roman" w:hAnsi="Times New Roman" w:cs="Times New Roman"/>
+          <w:rFonts w:ascii="Cambria" w:hAnsi="Cambria" w:cs="Times New Roman"/>
+          <w:sz w:val="24"/>
+          <w:szCs w:val="24"/>
+        </w:rPr>
+      </w:pPr>
+      <w:r>
+        <w:rPr>
+          <w:rFonts w:ascii="Cambria" w:hAnsi="Cambria" w:cs="Times New Roman"/>
+          <w:sz w:val="24"/>
+          <w:szCs w:val="24"/>
+        </w:rPr>
+        <w:t xml:space="preserve">Link website: </w:t>
+      </w:r>
+      <w:hyperlink r:id="rId10" w:history="1">
+        <w:r>
+          <w:rPr>
+            <w:rStyle w:val="Hyperlink"/>
+            <w:rFonts w:ascii="Cambria" w:hAnsi="Cambria" w:cs="Times New Roman"/>
+            <w:sz w:val="24"/>
+            <w:szCs w:val="24"/>
+          </w:rPr>
+          <w:t>https://</w:t>
+        </w:r>
+        <w:r>
+          <w:rPr>
+            <w:rStyle w:val="Hyperlink"/>
+            <w:rFonts w:ascii="Cambria" w:hAnsi="Cambria" w:cs="Times New Roman"/>
+            <w:sz w:val="24"/>
+            <w:szCs w:val="24"/>
+          </w:rPr>
+          <w:t>g</w:t>
+        </w:r>
+        <w:r>
+          <w:rPr>
+            <w:rStyle w:val="Hyperlink"/>
+            <w:rFonts w:ascii="Cambria" w:hAnsi="Cambria" w:cs="Times New Roman"/>
+            <w:sz w:val="24"/>
+            <w:szCs w:val="24"/>
+          </w:rPr>
+          <w:t>ithub.com/</w:t>
+        </w:r>
+      </w:hyperlink>
+    </w:p>
+    <w:p>
+      <w:pPr>
+        <w:rPr>
+          <w:rFonts w:ascii="Cambria" w:hAnsi="Cambria" w:cs="Times New Roman"/>
           <w:sz w:val="24"/>
           <w:szCs w:val="24"/>
           <w:lang w:val="en-US"/>
@@ -2513,7 +2680,7 @@
       </w:pPr>
       <w:r>
         <w:rPr>
-          <w:rFonts w:ascii="Times New Roman" w:hAnsi="Times New Roman" w:cs="Times New Roman"/>
+          <w:rFonts w:ascii="Cambria" w:hAnsi="Cambria" w:cs="Times New Roman"/>
           <w:sz w:val="24"/>
           <w:szCs w:val="24"/>
           <w:lang w:val="en-US"/>
@@ -2524,7 +2691,7 @@
     <w:p>
       <w:pPr>
         <w:rPr>
-          <w:rFonts w:ascii="Times New Roman" w:hAnsi="Times New Roman" w:cs="Times New Roman"/>
+          <w:rFonts w:ascii="Cambria" w:hAnsi="Cambria" w:cs="Times New Roman"/>
           <w:sz w:val="24"/>
           <w:szCs w:val="24"/>
           <w:lang w:val="en-US"/>
@@ -2532,7 +2699,7 @@
       </w:pPr>
       <w:r>
         <w:rPr>
-          <w:rFonts w:ascii="Times New Roman" w:hAnsi="Times New Roman" w:cs="Times New Roman"/>
+          <w:rFonts w:ascii="Cambria" w:hAnsi="Cambria" w:cs="Times New Roman"/>
           <w:sz w:val="24"/>
           <w:szCs w:val="24"/>
           <w:lang w:val="en-US"/>
@@ -2547,7 +2714,7 @@
           <w:numId w:val="28"/>
         </w:numPr>
         <w:rPr>
-          <w:rFonts w:ascii="Times New Roman" w:hAnsi="Times New Roman" w:cs="Times New Roman"/>
+          <w:rFonts w:ascii="Cambria" w:hAnsi="Cambria" w:cs="Times New Roman"/>
           <w:sz w:val="24"/>
           <w:szCs w:val="24"/>
           <w:lang w:val="en-US"/>
@@ -2555,7 +2722,7 @@
       </w:pPr>
       <w:r>
         <w:rPr>
-          <w:rFonts w:ascii="Times New Roman" w:hAnsi="Times New Roman" w:cs="Times New Roman"/>
+          <w:rFonts w:ascii="Cambria" w:hAnsi="Cambria" w:cs="Times New Roman"/>
           <w:sz w:val="24"/>
           <w:szCs w:val="24"/>
           <w:lang w:val="en-US"/>
@@ -2570,7 +2737,7 @@
           <w:numId w:val="28"/>
         </w:numPr>
         <w:rPr>
-          <w:rFonts w:ascii="Times New Roman" w:hAnsi="Times New Roman" w:cs="Times New Roman"/>
+          <w:rFonts w:ascii="Cambria" w:hAnsi="Cambria" w:cs="Times New Roman"/>
           <w:sz w:val="24"/>
           <w:szCs w:val="24"/>
           <w:lang w:val="en-US"/>
@@ -2578,11 +2745,12 @@
       </w:pPr>
       <w:r>
         <w:rPr>
-          <w:rFonts w:ascii="Times New Roman" w:hAnsi="Times New Roman" w:cs="Times New Roman"/>
+          <w:rFonts w:ascii="Cambria" w:hAnsi="Cambria" w:cs="Times New Roman"/>
           <w:sz w:val="24"/>
           <w:szCs w:val="24"/>
           <w:lang w:val="en-US"/>
         </w:rPr>
+        <w:lastRenderedPageBreak/>
         <w:t>Track commit history and development activities of each team member. </w:t>
       </w:r>
     </w:p>
@@ -2593,7 +2761,7 @@
           <w:numId w:val="28"/>
         </w:numPr>
         <w:rPr>
-          <w:rFonts w:ascii="Times New Roman" w:hAnsi="Times New Roman" w:cs="Times New Roman"/>
+          <w:rFonts w:ascii="Cambria" w:hAnsi="Cambria" w:cs="Times New Roman"/>
           <w:sz w:val="24"/>
           <w:szCs w:val="24"/>
           <w:lang w:val="en-US"/>
@@ -2601,7 +2769,7 @@
       </w:pPr>
       <w:r>
         <w:rPr>
-          <w:rFonts w:ascii="Times New Roman" w:hAnsi="Times New Roman" w:cs="Times New Roman"/>
+          <w:rFonts w:ascii="Cambria" w:hAnsi="Cambria" w:cs="Times New Roman"/>
           <w:sz w:val="24"/>
           <w:szCs w:val="24"/>
           <w:lang w:val="en-US"/>
@@ -2612,7 +2780,7 @@
     <w:p>
       <w:pPr>
         <w:rPr>
-          <w:rFonts w:ascii="Times New Roman" w:hAnsi="Times New Roman" w:cs="Times New Roman"/>
+          <w:rFonts w:ascii="Cambria" w:hAnsi="Cambria" w:cs="Times New Roman"/>
           <w:sz w:val="24"/>
           <w:szCs w:val="24"/>
           <w:lang w:val="en-US"/>
@@ -2620,12 +2788,11 @@
       </w:pPr>
       <w:r>
         <w:rPr>
-          <w:rFonts w:ascii="Times New Roman" w:hAnsi="Times New Roman" w:cs="Times New Roman"/>
+          <w:rFonts w:ascii="Cambria" w:hAnsi="Cambria" w:cs="Times New Roman"/>
           <w:sz w:val="24"/>
           <w:szCs w:val="24"/>
           <w:lang w:val="en-US"/>
         </w:rPr>
-        <w:lastRenderedPageBreak/>
         <w:t>GitHub can be demonstrated directly by opening a real repository and displaying the commit history, list of contributors, and contribution statistics. However, GitHub only provides raw data and does not support the aggregation of evaluation reports on individual contributions in accordance with academic requirements.</w:t>
       </w:r>
     </w:p>
@@ -2633,18 +2800,33 @@
       <w:pPr>
         <w:pStyle w:val="Heading2"/>
         <w:spacing w:after="160"/>
+        <w:rPr>
+          <w:rFonts w:ascii="Cambria" w:hAnsi="Cambria"/>
+        </w:rPr>
       </w:pPr>
       <w:bookmarkStart w:id="12" w:name="_Toc155526846"/>
       <w:r>
+        <w:rPr>
+          <w:rFonts w:ascii="Cambria" w:hAnsi="Cambria"/>
+        </w:rPr>
         <w:t>3</w:t>
       </w:r>
       <w:r>
+        <w:rPr>
+          <w:rFonts w:ascii="Cambria" w:hAnsi="Cambria"/>
+        </w:rPr>
         <w:t>.</w:t>
       </w:r>
       <w:r>
+        <w:rPr>
+          <w:rFonts w:ascii="Cambria" w:hAnsi="Cambria"/>
+        </w:rPr>
         <w:t xml:space="preserve"> </w:t>
       </w:r>
       <w:r>
+        <w:rPr>
+          <w:rFonts w:ascii="Cambria" w:hAnsi="Cambria"/>
+        </w:rPr>
         <w:t>Business Opportunity</w:t>
       </w:r>
       <w:bookmarkEnd w:id="12"/>
@@ -2653,7 +2835,7 @@
       <w:pPr>
         <w:jc w:val="both"/>
         <w:rPr>
-          <w:rFonts w:ascii="Times New Roman" w:hAnsi="Times New Roman" w:cs="Times New Roman"/>
+          <w:rFonts w:ascii="Cambria" w:hAnsi="Cambria" w:cs="Times New Roman"/>
           <w:sz w:val="24"/>
           <w:szCs w:val="24"/>
           <w:lang w:val="en-US"/>
@@ -2661,7 +2843,7 @@
       </w:pPr>
       <w:r>
         <w:rPr>
-          <w:rFonts w:ascii="Times New Roman" w:hAnsi="Times New Roman" w:cs="Times New Roman"/>
+          <w:rFonts w:ascii="Cambria" w:hAnsi="Cambria" w:cs="Times New Roman"/>
           <w:sz w:val="24"/>
           <w:szCs w:val="24"/>
           <w:lang w:val="en-US"/>
@@ -2673,7 +2855,7 @@
       <w:pPr>
         <w:jc w:val="both"/>
         <w:rPr>
-          <w:rFonts w:ascii="Times New Roman" w:hAnsi="Times New Roman" w:cs="Times New Roman"/>
+          <w:rFonts w:ascii="Cambria" w:hAnsi="Cambria" w:cs="Times New Roman"/>
           <w:sz w:val="24"/>
           <w:szCs w:val="24"/>
           <w:lang w:val="en-US"/>
@@ -2681,7 +2863,7 @@
       </w:pPr>
       <w:r>
         <w:rPr>
-          <w:rFonts w:ascii="Times New Roman" w:hAnsi="Times New Roman" w:cs="Times New Roman"/>
+          <w:rFonts w:ascii="Cambria" w:hAnsi="Cambria" w:cs="Times New Roman"/>
           <w:sz w:val="24"/>
           <w:szCs w:val="24"/>
           <w:lang w:val="en-US"/>
@@ -2693,7 +2875,7 @@
       <w:pPr>
         <w:jc w:val="both"/>
         <w:rPr>
-          <w:rFonts w:ascii="Times New Roman" w:hAnsi="Times New Roman" w:cs="Times New Roman"/>
+          <w:rFonts w:ascii="Cambria" w:hAnsi="Cambria" w:cs="Times New Roman"/>
           <w:sz w:val="24"/>
           <w:szCs w:val="24"/>
           <w:lang w:val="en-US"/>
@@ -2701,7 +2883,7 @@
       </w:pPr>
       <w:r>
         <w:rPr>
-          <w:rFonts w:ascii="Times New Roman" w:hAnsi="Times New Roman" w:cs="Times New Roman"/>
+          <w:rFonts w:ascii="Cambria" w:hAnsi="Cambria" w:cs="Times New Roman"/>
           <w:sz w:val="24"/>
           <w:szCs w:val="24"/>
           <w:lang w:val="en-US"/>
@@ -2713,7 +2895,7 @@
       <w:pPr>
         <w:jc w:val="both"/>
         <w:rPr>
-          <w:rFonts w:ascii="Times New Roman" w:hAnsi="Times New Roman" w:cs="Times New Roman"/>
+          <w:rFonts w:ascii="Cambria" w:hAnsi="Cambria" w:cs="Times New Roman"/>
           <w:sz w:val="24"/>
           <w:szCs w:val="24"/>
           <w:lang w:val="en-US"/>
@@ -2721,7 +2903,7 @@
       </w:pPr>
       <w:r>
         <w:rPr>
-          <w:rFonts w:ascii="Times New Roman" w:hAnsi="Times New Roman" w:cs="Times New Roman"/>
+          <w:rFonts w:ascii="Cambria" w:hAnsi="Cambria" w:cs="Times New Roman"/>
           <w:sz w:val="24"/>
           <w:szCs w:val="24"/>
           <w:lang w:val="en-US"/>
@@ -2733,21 +2915,39 @@
       <w:pPr>
         <w:pStyle w:val="Heading2"/>
         <w:spacing w:after="160"/>
+        <w:rPr>
+          <w:rFonts w:ascii="Cambria" w:hAnsi="Cambria"/>
+        </w:rPr>
       </w:pPr>
       <w:bookmarkStart w:id="13" w:name="_Toc155526847"/>
       <w:r>
+        <w:rPr>
+          <w:rFonts w:ascii="Cambria" w:hAnsi="Cambria"/>
+        </w:rPr>
         <w:t>4</w:t>
       </w:r>
       <w:r>
+        <w:rPr>
+          <w:rFonts w:ascii="Cambria" w:hAnsi="Cambria"/>
+        </w:rPr>
         <w:t>.</w:t>
       </w:r>
       <w:r>
+        <w:rPr>
+          <w:rFonts w:ascii="Cambria" w:hAnsi="Cambria"/>
+        </w:rPr>
         <w:t xml:space="preserve"> </w:t>
       </w:r>
       <w:r>
+        <w:rPr>
+          <w:rFonts w:ascii="Cambria" w:hAnsi="Cambria"/>
+        </w:rPr>
         <w:t xml:space="preserve">Software Product </w:t>
       </w:r>
       <w:r>
+        <w:rPr>
+          <w:rFonts w:ascii="Cambria" w:hAnsi="Cambria"/>
+        </w:rPr>
         <w:t>Vision</w:t>
       </w:r>
       <w:bookmarkEnd w:id="13"/>
@@ -2756,7 +2956,7 @@
       <w:pPr>
         <w:jc w:val="both"/>
         <w:rPr>
-          <w:rFonts w:ascii="Times New Roman" w:hAnsi="Times New Roman" w:cs="Times New Roman"/>
+          <w:rFonts w:ascii="Cambria" w:hAnsi="Cambria" w:cs="Times New Roman"/>
           <w:sz w:val="24"/>
           <w:szCs w:val="24"/>
           <w:lang w:val="en-US"/>
@@ -2764,7 +2964,7 @@
       </w:pPr>
       <w:r>
         <w:rPr>
-          <w:rFonts w:ascii="Times New Roman" w:hAnsi="Times New Roman" w:cs="Times New Roman"/>
+          <w:rFonts w:ascii="Cambria" w:hAnsi="Cambria" w:cs="Times New Roman"/>
           <w:sz w:val="24"/>
           <w:szCs w:val="24"/>
           <w:lang w:val="en-US"/>
@@ -2776,7 +2976,7 @@
       <w:pPr>
         <w:jc w:val="both"/>
         <w:rPr>
-          <w:rFonts w:ascii="Times New Roman" w:hAnsi="Times New Roman" w:cs="Times New Roman"/>
+          <w:rFonts w:ascii="Cambria" w:hAnsi="Cambria" w:cs="Times New Roman"/>
           <w:sz w:val="24"/>
           <w:szCs w:val="24"/>
           <w:lang w:val="en-US"/>
@@ -2784,7 +2984,7 @@
       </w:pPr>
       <w:r>
         <w:rPr>
-          <w:rFonts w:ascii="Times New Roman" w:hAnsi="Times New Roman" w:cs="Times New Roman"/>
+          <w:rFonts w:ascii="Cambria" w:hAnsi="Cambria" w:cs="Times New Roman"/>
           <w:sz w:val="24"/>
           <w:szCs w:val="24"/>
           <w:lang w:val="en-US"/>
@@ -2796,7 +2996,7 @@
       <w:pPr>
         <w:jc w:val="both"/>
         <w:rPr>
-          <w:rFonts w:ascii="Times New Roman" w:hAnsi="Times New Roman" w:cs="Times New Roman"/>
+          <w:rFonts w:ascii="Cambria" w:hAnsi="Cambria" w:cs="Times New Roman"/>
           <w:sz w:val="24"/>
           <w:szCs w:val="24"/>
           <w:lang w:val="en-US"/>
@@ -2804,11 +3004,12 @@
       </w:pPr>
       <w:r>
         <w:rPr>
-          <w:rFonts w:ascii="Times New Roman" w:hAnsi="Times New Roman" w:cs="Times New Roman"/>
+          <w:rFonts w:ascii="Cambria" w:hAnsi="Cambria" w:cs="Times New Roman"/>
           <w:sz w:val="24"/>
           <w:szCs w:val="24"/>
           <w:lang w:val="en-US"/>
         </w:rPr>
+        <w:lastRenderedPageBreak/>
         <w:t>For students, the system helps them understand their responsibilities, track their assigned tasks, and monitor their own contributions throughout the project lifecycle. For team leaders, it provides a consolidated view of team progress and workload distribution, enabling better coordination and decision-making. For lecturers, the system offers a transparent and consistent method to monitor multiple projects, evaluate team performance, and assess individual contributions more objectively.</w:t>
       </w:r>
     </w:p>
@@ -2816,7 +3017,7 @@
       <w:pPr>
         <w:jc w:val="both"/>
         <w:rPr>
-          <w:rFonts w:ascii="Times New Roman" w:hAnsi="Times New Roman" w:cs="Times New Roman"/>
+          <w:rFonts w:ascii="Cambria" w:hAnsi="Cambria" w:cs="Times New Roman"/>
           <w:sz w:val="24"/>
           <w:szCs w:val="24"/>
           <w:lang w:val="en-US"/>
@@ -2824,7 +3025,7 @@
       </w:pPr>
       <w:r>
         <w:rPr>
-          <w:rFonts w:ascii="Times New Roman" w:hAnsi="Times New Roman" w:cs="Times New Roman"/>
+          <w:rFonts w:ascii="Cambria" w:hAnsi="Cambria" w:cs="Times New Roman"/>
           <w:sz w:val="24"/>
           <w:szCs w:val="24"/>
           <w:lang w:val="en-US"/>
@@ -2836,19 +3037,33 @@
       <w:pPr>
         <w:pStyle w:val="Heading2"/>
         <w:spacing w:after="160"/>
+        <w:rPr>
+          <w:rFonts w:ascii="Cambria" w:hAnsi="Cambria"/>
+        </w:rPr>
       </w:pPr>
       <w:bookmarkStart w:id="14" w:name="_Toc155526848"/>
       <w:r>
-        <w:lastRenderedPageBreak/>
+        <w:rPr>
+          <w:rFonts w:ascii="Cambria" w:hAnsi="Cambria"/>
+        </w:rPr>
         <w:t>5</w:t>
       </w:r>
       <w:r>
+        <w:rPr>
+          <w:rFonts w:ascii="Cambria" w:hAnsi="Cambria"/>
+        </w:rPr>
         <w:t>.</w:t>
       </w:r>
       <w:r>
+        <w:rPr>
+          <w:rFonts w:ascii="Cambria" w:hAnsi="Cambria"/>
+        </w:rPr>
         <w:t xml:space="preserve"> </w:t>
       </w:r>
       <w:r>
+        <w:rPr>
+          <w:rFonts w:ascii="Cambria" w:hAnsi="Cambria"/>
+        </w:rPr>
         <w:t>Major Features</w:t>
       </w:r>
       <w:bookmarkEnd w:id="14"/>
@@ -2856,7 +3071,7 @@
     <w:p>
       <w:pPr>
         <w:rPr>
-          <w:rFonts w:ascii="Times New Roman" w:hAnsi="Times New Roman" w:cs="Times New Roman"/>
+          <w:rFonts w:ascii="Cambria" w:hAnsi="Cambria" w:cs="Times New Roman"/>
           <w:sz w:val="24"/>
           <w:szCs w:val="24"/>
           <w:lang w:val="en-US"/>
@@ -2864,7 +3079,7 @@
       </w:pPr>
       <w:r>
         <w:rPr>
-          <w:rFonts w:ascii="Times New Roman" w:hAnsi="Times New Roman" w:cs="Times New Roman"/>
+          <w:rFonts w:ascii="Cambria" w:hAnsi="Cambria" w:cs="Times New Roman"/>
           <w:b/>
           <w:bCs/>
           <w:sz w:val="24"/>
@@ -2875,26 +3090,35 @@
       </w:r>
       <w:r>
         <w:rPr>
-          <w:rFonts w:ascii="Times New Roman" w:hAnsi="Times New Roman" w:cs="Times New Roman"/>
+          <w:rFonts w:ascii="Cambria" w:hAnsi="Cambria" w:cs="Times New Roman"/>
           <w:sz w:val="24"/>
           <w:szCs w:val="24"/>
           <w:lang w:val="en-US"/>
         </w:rPr>
-        <w:t xml:space="preserve"> Automatically integrate project data from Jira Software Cloud used in the course, including requirements (Stories, Tasks, Bugs), issue statuses, and sprint information for each student team.</w:t>
-      </w:r>
-    </w:p>
-    <w:p>
-      <w:pPr>
-        <w:rPr>
-          <w:rFonts w:ascii="Times New Roman" w:hAnsi="Times New Roman" w:cs="Times New Roman"/>
+        <w:t xml:space="preserve"> </w:t>
+      </w:r>
+      <w:r>
+        <w:rPr>
+          <w:rFonts w:ascii="Cambria" w:hAnsi="Cambria" w:cs="Times New Roman"/>
           <w:sz w:val="24"/>
           <w:szCs w:val="24"/>
           <w:lang w:val="en-US"/>
         </w:rPr>
-      </w:pPr>
-      <w:r>
-        <w:rPr>
-          <w:rFonts w:ascii="Times New Roman" w:hAnsi="Times New Roman" w:cs="Times New Roman"/>
+        <w:t>Automatically integrate and synchronize project requirement data from Jira Software Cloud used in the SWP391 course, including epics, user stories, tasks, bugs, issue statuses, and sprint information for each student project team.</w:t>
+      </w:r>
+    </w:p>
+    <w:p>
+      <w:pPr>
+        <w:rPr>
+          <w:rFonts w:ascii="Cambria" w:hAnsi="Cambria" w:cs="Times New Roman"/>
+          <w:sz w:val="24"/>
+          <w:szCs w:val="24"/>
+          <w:lang w:val="en-US"/>
+        </w:rPr>
+      </w:pPr>
+      <w:r>
+        <w:rPr>
+          <w:rFonts w:ascii="Cambria" w:hAnsi="Cambria" w:cs="Times New Roman"/>
           <w:b/>
           <w:bCs/>
           <w:sz w:val="24"/>
@@ -2905,26 +3129,35 @@
       </w:r>
       <w:r>
         <w:rPr>
-          <w:rFonts w:ascii="Times New Roman" w:hAnsi="Times New Roman" w:cs="Times New Roman"/>
+          <w:rFonts w:ascii="Cambria" w:hAnsi="Cambria" w:cs="Times New Roman"/>
           <w:sz w:val="24"/>
           <w:szCs w:val="24"/>
           <w:lang w:val="en-US"/>
         </w:rPr>
-        <w:t xml:space="preserve"> Collect and aggregate development activity data from GitHub repositories of course projects, including commits, pull requests, development history, and individual student contribution levels.</w:t>
-      </w:r>
-    </w:p>
-    <w:p>
-      <w:pPr>
-        <w:rPr>
-          <w:rFonts w:ascii="Times New Roman" w:hAnsi="Times New Roman" w:cs="Times New Roman"/>
+        <w:t xml:space="preserve"> </w:t>
+      </w:r>
+      <w:r>
+        <w:rPr>
+          <w:rFonts w:ascii="Cambria" w:hAnsi="Cambria" w:cs="Times New Roman"/>
           <w:sz w:val="24"/>
           <w:szCs w:val="24"/>
           <w:lang w:val="en-US"/>
         </w:rPr>
-      </w:pPr>
-      <w:r>
-        <w:rPr>
-          <w:rFonts w:ascii="Times New Roman" w:hAnsi="Times New Roman" w:cs="Times New Roman"/>
+        <w:t>Collect, analyze, and aggregate software development activity data from GitHub repositories of SWP391 course projects, including commit history, pull requests, contributors, and individual student contribution metrics.</w:t>
+      </w:r>
+    </w:p>
+    <w:p>
+      <w:pPr>
+        <w:rPr>
+          <w:rFonts w:ascii="Cambria" w:hAnsi="Cambria" w:cs="Times New Roman"/>
+          <w:sz w:val="24"/>
+          <w:szCs w:val="24"/>
+          <w:lang w:val="en-US"/>
+        </w:rPr>
+      </w:pPr>
+      <w:r>
+        <w:rPr>
+          <w:rFonts w:ascii="Cambria" w:hAnsi="Cambria" w:cs="Times New Roman"/>
           <w:b/>
           <w:bCs/>
           <w:sz w:val="24"/>
@@ -2935,26 +3168,35 @@
       </w:r>
       <w:r>
         <w:rPr>
-          <w:rFonts w:ascii="Times New Roman" w:hAnsi="Times New Roman" w:cs="Times New Roman"/>
+          <w:rFonts w:ascii="Cambria" w:hAnsi="Cambria" w:cs="Times New Roman"/>
           <w:sz w:val="24"/>
           <w:szCs w:val="24"/>
           <w:lang w:val="en-US"/>
         </w:rPr>
-        <w:t xml:space="preserve"> Provide an academic-oriented dashboard that presents an overall view of course project progress by linking course requirements, sprint progress, and source code implementation.</w:t>
-      </w:r>
-    </w:p>
-    <w:p>
-      <w:pPr>
-        <w:rPr>
-          <w:rFonts w:ascii="Times New Roman" w:hAnsi="Times New Roman" w:cs="Times New Roman"/>
+        <w:t xml:space="preserve"> </w:t>
+      </w:r>
+      <w:r>
+        <w:rPr>
+          <w:rFonts w:ascii="Cambria" w:hAnsi="Cambria" w:cs="Times New Roman"/>
           <w:sz w:val="24"/>
           <w:szCs w:val="24"/>
           <w:lang w:val="en-US"/>
         </w:rPr>
-      </w:pPr>
-      <w:r>
-        <w:rPr>
-          <w:rFonts w:ascii="Times New Roman" w:hAnsi="Times New Roman" w:cs="Times New Roman"/>
+        <w:t>Provide an academic-oriented project monitoring dashboard that presents an integrated view of project requirements, sprint progress, and source code development status to support learning and project supervision in the SWP391 course.</w:t>
+      </w:r>
+    </w:p>
+    <w:p>
+      <w:pPr>
+        <w:rPr>
+          <w:rFonts w:ascii="Cambria" w:hAnsi="Cambria" w:cs="Times New Roman"/>
+          <w:sz w:val="24"/>
+          <w:szCs w:val="24"/>
+          <w:lang w:val="en-US"/>
+        </w:rPr>
+      </w:pPr>
+      <w:r>
+        <w:rPr>
+          <w:rFonts w:ascii="Cambria" w:hAnsi="Cambria" w:cs="Times New Roman"/>
           <w:b/>
           <w:bCs/>
           <w:sz w:val="24"/>
@@ -2965,26 +3207,35 @@
       </w:r>
       <w:r>
         <w:rPr>
-          <w:rFonts w:ascii="Times New Roman" w:hAnsi="Times New Roman" w:cs="Times New Roman"/>
+          <w:rFonts w:ascii="Cambria" w:hAnsi="Cambria" w:cs="Times New Roman"/>
           <w:sz w:val="24"/>
           <w:szCs w:val="24"/>
           <w:lang w:val="en-US"/>
         </w:rPr>
-        <w:t xml:space="preserve"> Generate course-related reports on team progress and individual contributions to support weekly reports, final reports, and course presentations.</w:t>
-      </w:r>
-    </w:p>
-    <w:p>
-      <w:pPr>
-        <w:rPr>
-          <w:rFonts w:ascii="Times New Roman" w:hAnsi="Times New Roman" w:cs="Times New Roman"/>
+        <w:t xml:space="preserve"> </w:t>
+      </w:r>
+      <w:r>
+        <w:rPr>
+          <w:rFonts w:ascii="Cambria" w:hAnsi="Cambria" w:cs="Times New Roman"/>
           <w:sz w:val="24"/>
           <w:szCs w:val="24"/>
           <w:lang w:val="en-US"/>
         </w:rPr>
-      </w:pPr>
-      <w:r>
-        <w:rPr>
-          <w:rFonts w:ascii="Times New Roman" w:hAnsi="Times New Roman" w:cs="Times New Roman"/>
+        <w:t>Automatically generate course-oriented reports, including team progress reports and individual contribution reports, to support weekly monitoring, mid-term evaluation, final reports, and course presentations for SWP391.</w:t>
+      </w:r>
+    </w:p>
+    <w:p>
+      <w:pPr>
+        <w:rPr>
+          <w:rFonts w:ascii="Cambria" w:hAnsi="Cambria" w:cs="Times New Roman"/>
+          <w:sz w:val="24"/>
+          <w:szCs w:val="24"/>
+          <w:lang w:val="en-US"/>
+        </w:rPr>
+      </w:pPr>
+      <w:r>
+        <w:rPr>
+          <w:rFonts w:ascii="Cambria" w:hAnsi="Cambria" w:cs="Times New Roman"/>
           <w:b/>
           <w:bCs/>
           <w:sz w:val="24"/>
@@ -2995,26 +3246,35 @@
       </w:r>
       <w:r>
         <w:rPr>
-          <w:rFonts w:ascii="Times New Roman" w:hAnsi="Times New Roman" w:cs="Times New Roman"/>
+          <w:rFonts w:ascii="Cambria" w:hAnsi="Cambria" w:cs="Times New Roman"/>
           <w:sz w:val="24"/>
           <w:szCs w:val="24"/>
           <w:lang w:val="en-US"/>
         </w:rPr>
-        <w:t xml:space="preserve"> Support role-based views in a university environment (students, team leaders, and lecturers), allowing each role to access information relevant to their learning, management, or teaching responsibilities.</w:t>
-      </w:r>
-    </w:p>
-    <w:p>
-      <w:pPr>
-        <w:rPr>
-          <w:rFonts w:ascii="Times New Roman" w:hAnsi="Times New Roman" w:cs="Times New Roman"/>
+        <w:t xml:space="preserve"> </w:t>
+      </w:r>
+      <w:r>
+        <w:rPr>
+          <w:rFonts w:ascii="Cambria" w:hAnsi="Cambria" w:cs="Times New Roman"/>
           <w:sz w:val="24"/>
           <w:szCs w:val="24"/>
           <w:lang w:val="en-US"/>
         </w:rPr>
-      </w:pPr>
-      <w:r>
-        <w:rPr>
-          <w:rFonts w:ascii="Times New Roman" w:hAnsi="Times New Roman" w:cs="Times New Roman"/>
+        <w:t>Support role-based access and views in a university environment, including students, team leaders, and lecturers, ensuring that each role can access information relevant to their learning, team management, and teaching responsibilities in the SWP391 course.</w:t>
+      </w:r>
+    </w:p>
+    <w:p>
+      <w:pPr>
+        <w:rPr>
+          <w:rFonts w:ascii="Cambria" w:hAnsi="Cambria" w:cs="Times New Roman"/>
+          <w:sz w:val="24"/>
+          <w:szCs w:val="24"/>
+          <w:lang w:val="en-US"/>
+        </w:rPr>
+      </w:pPr>
+      <w:r>
+        <w:rPr>
+          <w:rFonts w:ascii="Cambria" w:hAnsi="Cambria" w:cs="Times New Roman"/>
           <w:b/>
           <w:bCs/>
           <w:sz w:val="24"/>
@@ -3025,30 +3285,54 @@
       </w:r>
       <w:r>
         <w:rPr>
-          <w:rFonts w:ascii="Times New Roman" w:hAnsi="Times New Roman" w:cs="Times New Roman"/>
+          <w:rFonts w:ascii="Cambria" w:hAnsi="Cambria" w:cs="Times New Roman"/>
           <w:sz w:val="24"/>
           <w:szCs w:val="24"/>
           <w:lang w:val="en-US"/>
         </w:rPr>
-        <w:t xml:space="preserve"> Visualize task allocation and participation levels of individual students within each team to support fair evaluation by lecturers and effective coordination by team leaders.</w:t>
+        <w:t xml:space="preserve"> </w:t>
+      </w:r>
+      <w:r>
+        <w:rPr>
+          <w:rFonts w:ascii="Cambria" w:hAnsi="Cambria" w:cs="Times New Roman"/>
+          <w:sz w:val="24"/>
+          <w:szCs w:val="24"/>
+          <w:lang w:val="en-US"/>
+        </w:rPr>
+        <w:t>Visualize task assignment, task completion status, and participation levels of individual students within each project team to support fair assessment by lecturers and effective task coordination by team leaders.</w:t>
       </w:r>
     </w:p>
     <w:p>
       <w:pPr>
         <w:pStyle w:val="Heading2"/>
         <w:spacing w:after="160"/>
+        <w:rPr>
+          <w:rFonts w:ascii="Cambria" w:hAnsi="Cambria"/>
+        </w:rPr>
       </w:pPr>
       <w:bookmarkStart w:id="15" w:name="_Toc155526849"/>
       <w:r>
+        <w:rPr>
+          <w:rFonts w:ascii="Cambria" w:hAnsi="Cambria"/>
+        </w:rPr>
         <w:t>6</w:t>
       </w:r>
       <w:r>
+        <w:rPr>
+          <w:rFonts w:ascii="Cambria" w:hAnsi="Cambria"/>
+        </w:rPr>
         <w:t>.</w:t>
       </w:r>
       <w:r>
+        <w:rPr>
+          <w:rFonts w:ascii="Cambria" w:hAnsi="Cambria"/>
+        </w:rPr>
         <w:t xml:space="preserve"> </w:t>
       </w:r>
       <w:r>
+        <w:rPr>
+          <w:rFonts w:ascii="Cambria" w:hAnsi="Cambria"/>
+        </w:rPr>
         <w:t>Limitations and Exclusions</w:t>
       </w:r>
       <w:bookmarkEnd w:id="15"/>
@@ -3056,7 +3340,7 @@
     <w:p>
       <w:pPr>
         <w:rPr>
-          <w:rFonts w:ascii="Times New Roman" w:eastAsiaTheme="majorEastAsia" w:hAnsi="Times New Roman" w:cs="Times New Roman"/>
+          <w:rFonts w:ascii="Cambria" w:eastAsiaTheme="majorEastAsia" w:hAnsi="Cambria" w:cs="Times New Roman"/>
           <w:color w:val="000000" w:themeColor="text1"/>
           <w:sz w:val="24"/>
           <w:szCs w:val="24"/>
@@ -3065,7 +3349,7 @@
       </w:pPr>
       <w:r>
         <w:rPr>
-          <w:rFonts w:ascii="Times New Roman" w:eastAsiaTheme="majorEastAsia" w:hAnsi="Times New Roman" w:cs="Times New Roman"/>
+          <w:rFonts w:ascii="Cambria" w:eastAsiaTheme="majorEastAsia" w:hAnsi="Cambria" w:cs="Times New Roman"/>
           <w:b/>
           <w:bCs/>
           <w:color w:val="000000" w:themeColor="text1"/>
@@ -3077,28 +3361,38 @@
       </w:r>
       <w:r>
         <w:rPr>
-          <w:rFonts w:ascii="Times New Roman" w:eastAsiaTheme="majorEastAsia" w:hAnsi="Times New Roman" w:cs="Times New Roman"/>
+          <w:rFonts w:ascii="Cambria" w:eastAsiaTheme="majorEastAsia" w:hAnsi="Cambria" w:cs="Times New Roman"/>
           <w:color w:val="000000" w:themeColor="text1"/>
           <w:sz w:val="24"/>
           <w:szCs w:val="24"/>
           <w:lang w:val="en-US"/>
         </w:rPr>
-        <w:t xml:space="preserve"> The system does not replace Jira Software or GitHub; it functions only as a supporting tool that aggregates and visualizes data from these platforms for academic purposes.</w:t>
-      </w:r>
-    </w:p>
-    <w:p>
-      <w:pPr>
-        <w:rPr>
-          <w:rFonts w:ascii="Times New Roman" w:eastAsiaTheme="majorEastAsia" w:hAnsi="Times New Roman" w:cs="Times New Roman"/>
+        <w:t xml:space="preserve"> </w:t>
+      </w:r>
+      <w:r>
+        <w:rPr>
+          <w:rFonts w:ascii="Cambria" w:eastAsiaTheme="majorEastAsia" w:hAnsi="Cambria" w:cs="Times New Roman"/>
           <w:color w:val="000000" w:themeColor="text1"/>
           <w:sz w:val="24"/>
           <w:szCs w:val="24"/>
           <w:lang w:val="en-US"/>
         </w:rPr>
-      </w:pPr>
-      <w:r>
-        <w:rPr>
-          <w:rFonts w:ascii="Times New Roman" w:eastAsiaTheme="majorEastAsia" w:hAnsi="Times New Roman" w:cs="Times New Roman"/>
+        <w:t>The system does not replace Jira Software or GitHub. It functions solely as a supporting and integration tool that aggregates, analyzes, and visualizes data from these platforms for academic and learning purposes.</w:t>
+      </w:r>
+    </w:p>
+    <w:p>
+      <w:pPr>
+        <w:rPr>
+          <w:rFonts w:ascii="Cambria" w:eastAsiaTheme="majorEastAsia" w:hAnsi="Cambria" w:cs="Times New Roman"/>
+          <w:color w:val="000000" w:themeColor="text1"/>
+          <w:sz w:val="24"/>
+          <w:szCs w:val="24"/>
+          <w:lang w:val="en-US"/>
+        </w:rPr>
+      </w:pPr>
+      <w:r>
+        <w:rPr>
+          <w:rFonts w:ascii="Cambria" w:eastAsiaTheme="majorEastAsia" w:hAnsi="Cambria" w:cs="Times New Roman"/>
           <w:b/>
           <w:bCs/>
           <w:color w:val="000000" w:themeColor="text1"/>
@@ -3110,28 +3404,38 @@
       </w:r>
       <w:r>
         <w:rPr>
-          <w:rFonts w:ascii="Times New Roman" w:eastAsiaTheme="majorEastAsia" w:hAnsi="Times New Roman" w:cs="Times New Roman"/>
+          <w:rFonts w:ascii="Cambria" w:eastAsiaTheme="majorEastAsia" w:hAnsi="Cambria" w:cs="Times New Roman"/>
           <w:color w:val="000000" w:themeColor="text1"/>
           <w:sz w:val="24"/>
           <w:szCs w:val="24"/>
           <w:lang w:val="en-US"/>
         </w:rPr>
-        <w:t xml:space="preserve"> The system does not allow students to manually edit requirements or source code; all data must originate from the integrated Jira and GitHub projects in accordance with course regulations.</w:t>
-      </w:r>
-    </w:p>
-    <w:p>
-      <w:pPr>
-        <w:rPr>
-          <w:rFonts w:ascii="Times New Roman" w:eastAsiaTheme="majorEastAsia" w:hAnsi="Times New Roman" w:cs="Times New Roman"/>
+        <w:t xml:space="preserve"> </w:t>
+      </w:r>
+      <w:r>
+        <w:rPr>
+          <w:rFonts w:ascii="Cambria" w:eastAsiaTheme="majorEastAsia" w:hAnsi="Cambria" w:cs="Times New Roman"/>
           <w:color w:val="000000" w:themeColor="text1"/>
           <w:sz w:val="24"/>
           <w:szCs w:val="24"/>
           <w:lang w:val="en-US"/>
         </w:rPr>
-      </w:pPr>
-      <w:r>
-        <w:rPr>
-          <w:rFonts w:ascii="Times New Roman" w:eastAsiaTheme="majorEastAsia" w:hAnsi="Times New Roman" w:cs="Times New Roman"/>
+        <w:t>The system does not allow users to manually modify project requirements or source code within the system. All requirement and development data must originate from the officially integrated Jira projects and GitHub repositories, in accordance with SWP391 course regulations.</w:t>
+      </w:r>
+    </w:p>
+    <w:p>
+      <w:pPr>
+        <w:rPr>
+          <w:rFonts w:ascii="Cambria" w:eastAsiaTheme="majorEastAsia" w:hAnsi="Cambria" w:cs="Times New Roman"/>
+          <w:color w:val="000000" w:themeColor="text1"/>
+          <w:sz w:val="24"/>
+          <w:szCs w:val="24"/>
+          <w:lang w:val="en-US"/>
+        </w:rPr>
+      </w:pPr>
+      <w:r>
+        <w:rPr>
+          <w:rFonts w:ascii="Cambria" w:eastAsiaTheme="majorEastAsia" w:hAnsi="Cambria" w:cs="Times New Roman"/>
           <w:b/>
           <w:bCs/>
           <w:color w:val="000000" w:themeColor="text1"/>
@@ -3143,28 +3447,38 @@
       </w:r>
       <w:r>
         <w:rPr>
-          <w:rFonts w:ascii="Times New Roman" w:eastAsiaTheme="majorEastAsia" w:hAnsi="Times New Roman" w:cs="Times New Roman"/>
+          <w:rFonts w:ascii="Cambria" w:eastAsiaTheme="majorEastAsia" w:hAnsi="Cambria" w:cs="Times New Roman"/>
           <w:color w:val="000000" w:themeColor="text1"/>
           <w:sz w:val="24"/>
           <w:szCs w:val="24"/>
           <w:lang w:val="en-US"/>
         </w:rPr>
-        <w:t xml:space="preserve"> Automated grading, scoring, or AI-based performance evaluation is not included in the initial version of the system.</w:t>
-      </w:r>
-    </w:p>
-    <w:p>
-      <w:pPr>
-        <w:rPr>
-          <w:rFonts w:ascii="Times New Roman" w:eastAsiaTheme="majorEastAsia" w:hAnsi="Times New Roman" w:cs="Times New Roman"/>
+        <w:t xml:space="preserve"> </w:t>
+      </w:r>
+      <w:r>
+        <w:rPr>
+          <w:rFonts w:ascii="Cambria" w:eastAsiaTheme="majorEastAsia" w:hAnsi="Cambria" w:cs="Times New Roman"/>
           <w:color w:val="000000" w:themeColor="text1"/>
           <w:sz w:val="24"/>
           <w:szCs w:val="24"/>
           <w:lang w:val="en-US"/>
         </w:rPr>
-      </w:pPr>
-      <w:r>
-        <w:rPr>
-          <w:rFonts w:ascii="Times New Roman" w:eastAsiaTheme="majorEastAsia" w:hAnsi="Times New Roman" w:cs="Times New Roman"/>
+        <w:t>Automated grading, scoring, or AI-based performance evaluation is not included in the initial version of the system. The system provides data and visualizations to support manual evaluation by lecturers.</w:t>
+      </w:r>
+    </w:p>
+    <w:p>
+      <w:pPr>
+        <w:rPr>
+          <w:rFonts w:ascii="Cambria" w:eastAsiaTheme="majorEastAsia" w:hAnsi="Cambria" w:cs="Times New Roman"/>
+          <w:color w:val="000000" w:themeColor="text1"/>
+          <w:sz w:val="24"/>
+          <w:szCs w:val="24"/>
+          <w:lang w:val="en-US"/>
+        </w:rPr>
+      </w:pPr>
+      <w:r>
+        <w:rPr>
+          <w:rFonts w:ascii="Cambria" w:eastAsiaTheme="majorEastAsia" w:hAnsi="Cambria" w:cs="Times New Roman"/>
           <w:b/>
           <w:bCs/>
           <w:color w:val="000000" w:themeColor="text1"/>
@@ -3172,21 +3486,32 @@
           <w:szCs w:val="24"/>
           <w:lang w:val="en-US"/>
         </w:rPr>
+        <w:lastRenderedPageBreak/>
         <w:t>LI-04:</w:t>
       </w:r>
       <w:r>
         <w:rPr>
-          <w:rFonts w:ascii="Times New Roman" w:eastAsiaTheme="majorEastAsia" w:hAnsi="Times New Roman" w:cs="Times New Roman"/>
+          <w:rFonts w:ascii="Cambria" w:eastAsiaTheme="majorEastAsia" w:hAnsi="Cambria" w:cs="Times New Roman"/>
           <w:color w:val="000000" w:themeColor="text1"/>
           <w:sz w:val="24"/>
           <w:szCs w:val="24"/>
           <w:lang w:val="en-US"/>
         </w:rPr>
-        <w:t xml:space="preserve"> The system is intended solely for use in university course projects and is initially limited to the SWP391 course.</w:t>
+        <w:t xml:space="preserve"> </w:t>
+      </w:r>
+      <w:r>
+        <w:rPr>
+          <w:rFonts w:ascii="Cambria" w:eastAsiaTheme="majorEastAsia" w:hAnsi="Cambria" w:cs="Times New Roman"/>
+          <w:color w:val="000000" w:themeColor="text1"/>
+          <w:sz w:val="24"/>
+          <w:szCs w:val="24"/>
+          <w:lang w:val="en-US"/>
+        </w:rPr>
+        <w:t>The system is designed exclusively for university course projects and is initially limited in scope to the SWP391 course, with no guarantee of applicability to commercial or large-scale software development environments.</w:t>
       </w:r>
     </w:p>
     <w:sectPr>
-      <w:footerReference w:type="default" r:id="rId9"/>
+      <w:footerReference w:type="default" r:id="rId11"/>
       <w:pgSz w:w="11906" w:h="16838"/>
       <w:pgMar w:top="1132" w:right="1416" w:bottom="1440" w:left="1440" w:header="708" w:footer="708" w:gutter="0"/>
       <w:cols w:space="708"/>
@@ -7549,6 +7874,7 @@
   <w:style w:type="character" w:default="1" w:styleId="DefaultParagraphFont">
     <w:name w:val="Default Paragraph Font"/>
     <w:uiPriority w:val="1"/>
+    <w:semiHidden/>
     <w:unhideWhenUsed/>
   </w:style>
   <w:style w:type="table" w:default="1" w:styleId="TableNormal">
@@ -8245,6 +8571,18 @@
       <w:lang w:val="en-US"/>
     </w:rPr>
   </w:style>
+  <w:style w:type="character" w:styleId="UnresolvedMention">
+    <w:name w:val="Unresolved Mention"/>
+    <w:basedOn w:val="DefaultParagraphFont"/>
+    <w:uiPriority w:val="99"/>
+    <w:semiHidden/>
+    <w:unhideWhenUsed/>
+    <w:rsid w:val="00E80354"/>
+    <w:rPr>
+      <w:color w:val="605E5C"/>
+      <w:shd w:val="clear" w:color="auto" w:fill="E1DFDD"/>
+    </w:rPr>
+  </w:style>
 </w:styles>
 </file>
 
